--- a/olga-resume-recruiter.docx
+++ b/olga-resume-recruiter.docx
@@ -2,1067 +2,6 @@
 <file path=word/document.xml><?xml version="1.0" encoding="utf-8"?>
 <w:document xmlns:wpc="http://schemas.microsoft.com/office/word/2010/wordprocessingCanvas" xmlns:mo="http://schemas.microsoft.com/office/mac/office/2008/main" xmlns:mc="http://schemas.openxmlformats.org/markup-compatibility/2006" xmlns:mv="urn:schemas-microsoft-com:mac:vml" xmlns:o="urn:schemas-microsoft-com:office:office" xmlns:r="http://schemas.openxmlformats.org/officeDocument/2006/relationships" xmlns:m="http://schemas.openxmlformats.org/officeDocument/2006/math" xmlns:v="urn:schemas-microsoft-com:vml" xmlns:wp14="http://schemas.microsoft.com/office/word/2010/wordprocessingDrawing" xmlns:wp="http://schemas.openxmlformats.org/drawingml/2006/wordprocessingDrawing" xmlns:w10="urn:schemas-microsoft-com:office:word" xmlns:w="http://schemas.openxmlformats.org/wordprocessingml/2006/main" xmlns:w14="http://schemas.microsoft.com/office/word/2010/wordml" xmlns:wpg="http://schemas.microsoft.com/office/word/2010/wordprocessingGroup" xmlns:wpi="http://schemas.microsoft.com/office/word/2010/wordprocessingInk" xmlns:wne="http://schemas.microsoft.com/office/word/2006/wordml" xmlns:wps="http://schemas.microsoft.com/office/word/2010/wordprocessingShape" mc:Ignorable="w14 wp14">
   <w:body>
-    <w:p>
-      <w:pPr>
-        <w:spacing w:after="40" w:before="0"/>
-      </w:pPr>
-      <w:r>
-        <w:rPr>
-          <w:b/>
-          <w:i w:val="0"/>
-          <w:sz w:val="38"/>
-        </w:rPr>
-        <w:t>Ольга Розжаловец</w:t>
-      </w:r>
-    </w:p>
-    <w:p>
-      <w:pPr>
-        <w:spacing w:after="120" w:before="0"/>
-      </w:pPr>
-      <w:r>
-        <w:rPr>
-          <w:b w:val="0"/>
-          <w:i w:val="0"/>
-          <w:color w:val="444444"/>
-          <w:sz w:val="23"/>
-        </w:rPr>
-        <w:t>IT-рекрутер · Technical Recruiter</w:t>
-      </w:r>
-    </w:p>
-    <w:p>
-      <w:pPr>
-        <w:spacing w:after="20" w:before="0"/>
-      </w:pPr>
-      <w:r>
-        <w:rPr>
-          <w:b w:val="0"/>
-          <w:i w:val="0"/>
-          <w:sz w:val="21"/>
-        </w:rPr>
-        <w:t>oljadamovna@gmail.com · +375 29 294-21-82 · Telegram @bolik_olik · Минск, Беларусь</w:t>
-      </w:r>
-    </w:p>
-    <w:p>
-      <w:pPr>
-        <w:spacing w:after="20" w:before="0"/>
-      </w:pPr>
-      <w:r>
-        <w:rPr>
-          <w:b w:val="0"/>
-          <w:i w:val="0"/>
-          <w:sz w:val="21"/>
-        </w:rPr>
-        <w:t>Английский: B1 (Intermediate) по CEFR — интервью и переписка с кандидатами, чтение технических требований</w:t>
-      </w:r>
-    </w:p>
-    <w:p>
-      <w:pPr>
-        <w:spacing w:after="0" w:before="0"/>
-      </w:pPr>
-      <w:r>
-        <w:rPr>
-          <w:b w:val="0"/>
-          <w:i w:val="0"/>
-          <w:sz w:val="21"/>
-        </w:rPr>
-        <w:t>Портфолио: rozzhalovetsolga.github.io/portfolio · GitHub: github.com/rozzhalovetsolga · LinkedIn: linkedin.com/in/olga-rozzhalovets52967a2a3</w:t>
-      </w:r>
-    </w:p>
-    <w:p>
-      <w:pPr>
-        <w:spacing w:after="80" w:before="260"/>
-      </w:pPr>
-      <w:r>
-        <w:rPr>
-          <w:b/>
-          <w:i w:val="0"/>
-          <w:sz w:val="26"/>
-        </w:rPr>
-        <w:t>Коротко о себе</w:t>
-      </w:r>
-    </w:p>
-    <w:p>
-      <w:pPr>
-        <w:spacing w:after="40" w:before="0"/>
-      </w:pPr>
-      <w:r>
-        <w:rPr>
-          <w:b w:val="0"/>
-          <w:i w:val="0"/>
-          <w:sz w:val="21"/>
-        </w:rPr>
-        <w:t>Полтора года вела найм в инженерную команду блокчейн-проекта. Закрыла роль Rust Tech Lead: 107 анкет, около 35 технических интервью, три найма — тимлид и два разработчика уровня middle+, все офферы приняты. Построила процесс отбора с нуля: анкета, трёхэтапная воронка, скоринговая карта с порогом, стоп-сигналы. Технический бэкграунд: пишу SQL и Python, читала продакшн-код на Rust — оцениваю тестовые задания и профиль кандидата на GitHub сама, без подключения инженеров на первый этап. До этого 5+ лет бизнес-ассистентом: операционка, коммуникации, онбординг.</w:t>
-      </w:r>
-    </w:p>
-    <w:p>
-      <w:pPr>
-        <w:spacing w:after="80" w:before="260"/>
-      </w:pPr>
-      <w:r>
-        <w:rPr>
-          <w:b/>
-          <w:i w:val="0"/>
-          <w:sz w:val="26"/>
-        </w:rPr>
-        <w:t>Опыт работы</w:t>
-      </w:r>
-    </w:p>
-    <w:p>
-      <w:pPr>
-        <w:spacing w:after="40" w:before="0"/>
-      </w:pPr>
-      <w:r>
-        <w:rPr>
-          <w:b w:val="0"/>
-          <w:i/>
-          <w:color w:val="444444"/>
-          <w:sz w:val="20"/>
-        </w:rPr>
-        <w:t>В найме: 1,5 года. Общий стаж: 5+ лет. Формат — удалённо.</w:t>
-      </w:r>
-    </w:p>
-    <w:p>
-      <w:pPr>
-        <w:spacing w:before="180" w:after="20"/>
-      </w:pPr>
-      <w:r>
-        <w:rPr>
-          <w:b/>
-          <w:sz w:val="22"/>
-        </w:rPr>
-        <w:t>03.2025 — 09.2026 | Рекрутинг и управление проектом, BCH Labs, удалённо</w:t>
-      </w:r>
-    </w:p>
-    <w:p>
-      <w:pPr>
-        <w:spacing w:after="60" w:before="0"/>
-      </w:pPr>
-      <w:r>
-        <w:rPr>
-          <w:b w:val="0"/>
-          <w:i/>
-          <w:color w:val="444444"/>
-          <w:sz w:val="20"/>
-        </w:rPr>
-        <w:t>Разработка алгоритмического торгового бота на блокчейне Solana. Команда до 5 человек: DevOps, ML-инженер, Rust-разработчики. Инженерные вакансии в узком стеке.</w:t>
-      </w:r>
-    </w:p>
-    <w:p>
-      <w:pPr>
-        <w:spacing w:after="20" w:before="120"/>
-      </w:pPr>
-      <w:r>
-        <w:rPr>
-          <w:b/>
-          <w:i w:val="0"/>
-          <w:sz w:val="21"/>
-        </w:rPr>
-        <w:t>Закрытие роли Rust Tech Lead (Solana)</w:t>
-      </w:r>
-    </w:p>
-    <w:p>
-      <w:pPr>
-        <w:spacing w:after="40" w:before="0"/>
-      </w:pPr>
-      <w:r>
-        <w:rPr>
-          <w:b w:val="0"/>
-          <w:i/>
-          <w:color w:val="444444"/>
-          <w:sz w:val="20"/>
-        </w:rPr>
-        <w:t>Задача: найти лида на редкий стек — Rust плюс блокчейн, где кандидатов на рынке единицы.</w:t>
-      </w:r>
-    </w:p>
-    <w:p>
-      <w:pPr>
-        <w:pStyle w:val="ListBullet"/>
-        <w:spacing w:after="20"/>
-      </w:pPr>
-      <w:r>
-        <w:rPr>
-          <w:sz w:val="21"/>
-        </w:rPr>
-        <w:t>Описала профиль роли и вакансию вместе с основателем, разобрав, какая ответственность действительно нужна</w:t>
-      </w:r>
-    </w:p>
-    <w:p>
-      <w:pPr>
-        <w:pStyle w:val="ListBullet"/>
-        <w:spacing w:after="20"/>
-      </w:pPr>
-      <w:r>
-        <w:rPr>
-          <w:sz w:val="21"/>
-        </w:rPr>
-        <w:t>Собрала анкету кандидата на 13 вопросов и развернула её как Google Form кодом через Apps Script — форма пересоздаётся одной командой</w:t>
-      </w:r>
-    </w:p>
-    <w:p>
-      <w:pPr>
-        <w:pStyle w:val="ListBullet"/>
-        <w:spacing w:after="20"/>
-      </w:pPr>
-      <w:r>
-        <w:rPr>
-          <w:sz w:val="21"/>
-        </w:rPr>
-        <w:t>Спроектировала трёхэтапную воронку: анкета, лайфкодинг, тестовое задание</w:t>
-      </w:r>
-    </w:p>
-    <w:p>
-      <w:pPr>
-        <w:pStyle w:val="ListBullet"/>
-        <w:spacing w:after="20"/>
-      </w:pPr>
-      <w:r>
-        <w:rPr>
-          <w:sz w:val="21"/>
-        </w:rPr>
-        <w:t>Написала сценарий первого этапа: лайфкодинг на 40 минут с таймингом по блокам (знакомство, рассказ кандидата, вопросы по анкете, живой код, финал) и целью увидеть, как человек рассуждает, а не только решил ли задачу</w:t>
-      </w:r>
-    </w:p>
-    <w:p>
-      <w:pPr>
-        <w:pStyle w:val="ListBullet"/>
-        <w:spacing w:after="20"/>
-      </w:pPr>
-      <w:r>
-        <w:rPr>
-          <w:sz w:val="21"/>
-        </w:rPr>
-        <w:t>Сделала оценочную карту на 100 баллов из шести блоков; заполняется во время звонка, а не по памяти после</w:t>
-      </w:r>
-    </w:p>
-    <w:p>
-      <w:pPr>
-        <w:pStyle w:val="ListBullet"/>
-        <w:spacing w:after="20"/>
-      </w:pPr>
-      <w:r>
-        <w:rPr>
-          <w:sz w:val="21"/>
-        </w:rPr>
-        <w:t>Задала порог решения: 65 и выше — дальше, 45–64 — обсуждаем, ниже 45 — не проходит. Плюс список стоп-сигналов, по которым интервью прерывается, не досиживая</w:t>
-      </w:r>
-    </w:p>
-    <w:p>
-      <w:pPr>
-        <w:pStyle w:val="ListBullet"/>
-        <w:spacing w:after="20"/>
-      </w:pPr>
-      <w:r>
-        <w:rPr>
-          <w:sz w:val="21"/>
-        </w:rPr>
-        <w:t>Провела около 35 технических интервью первого этапа — порядка 23 часов звонков</w:t>
-      </w:r>
-    </w:p>
-    <w:p>
-      <w:pPr>
-        <w:spacing w:after="60" w:before="120"/>
-      </w:pPr>
-      <w:r>
-        <w:rPr>
-          <w:b/>
-          <w:i w:val="0"/>
-          <w:sz w:val="21"/>
-        </w:rPr>
-        <w:t>Воронка:</w:t>
-      </w:r>
-    </w:p>
-    <w:tbl>
-      <w:tblPr>
-        <w:tblStyle w:val="TableGrid"/>
-        <w:tblW w:type="auto" w:w="0"/>
-        <w:tblLook w:firstColumn="1" w:firstRow="1" w:lastColumn="0" w:lastRow="0" w:noHBand="0" w:noVBand="1" w:val="04A0"/>
-      </w:tblPr>
-      <w:tblGrid>
-        <w:gridCol w:w="2880"/>
-        <w:gridCol w:w="2880"/>
-        <w:gridCol w:w="2880"/>
-      </w:tblGrid>
-      <w:tr>
-        <w:tc>
-          <w:tcPr>
-            <w:tcW w:type="dxa" w:w="2880"/>
-          </w:tcPr>
-          <w:p>
-            <w:pPr>
-              <w:spacing w:after="20" w:before="20"/>
-            </w:pPr>
-            <w:r/>
-            <w:r>
-              <w:rPr>
-                <w:b/>
-                <w:sz w:val="19"/>
-              </w:rPr>
-              <w:t>Этап</w:t>
-            </w:r>
-          </w:p>
-        </w:tc>
-        <w:tc>
-          <w:tcPr>
-            <w:tcW w:type="dxa" w:w="2880"/>
-          </w:tcPr>
-          <w:p>
-            <w:pPr>
-              <w:spacing w:after="20" w:before="20"/>
-            </w:pPr>
-            <w:r/>
-            <w:r>
-              <w:rPr>
-                <w:b/>
-                <w:sz w:val="19"/>
-              </w:rPr>
-              <w:t>Кандидатов</w:t>
-            </w:r>
-          </w:p>
-        </w:tc>
-        <w:tc>
-          <w:tcPr>
-            <w:tcW w:type="dxa" w:w="2880"/>
-          </w:tcPr>
-          <w:p>
-            <w:pPr>
-              <w:spacing w:after="20" w:before="20"/>
-            </w:pPr>
-            <w:r/>
-            <w:r>
-              <w:rPr>
-                <w:b/>
-                <w:sz w:val="19"/>
-              </w:rPr>
-              <w:t>Конверсия</w:t>
-            </w:r>
-          </w:p>
-        </w:tc>
-      </w:tr>
-      <w:tr>
-        <w:tc>
-          <w:tcPr>
-            <w:tcW w:type="dxa" w:w="2880"/>
-          </w:tcPr>
-          <w:p>
-            <w:pPr>
-              <w:spacing w:after="20" w:before="20"/>
-            </w:pPr>
-            <w:r/>
-            <w:r>
-              <w:rPr>
-                <w:b w:val="0"/>
-                <w:sz w:val="19"/>
-              </w:rPr>
-              <w:t>Заполнили анкету</w:t>
-            </w:r>
-          </w:p>
-        </w:tc>
-        <w:tc>
-          <w:tcPr>
-            <w:tcW w:type="dxa" w:w="2880"/>
-          </w:tcPr>
-          <w:p>
-            <w:pPr>
-              <w:spacing w:after="20" w:before="20"/>
-            </w:pPr>
-            <w:r/>
-            <w:r>
-              <w:rPr>
-                <w:b w:val="0"/>
-                <w:sz w:val="19"/>
-              </w:rPr>
-              <w:t>107</w:t>
-            </w:r>
-          </w:p>
-        </w:tc>
-        <w:tc>
-          <w:tcPr>
-            <w:tcW w:type="dxa" w:w="2880"/>
-          </w:tcPr>
-          <w:p>
-            <w:pPr>
-              <w:spacing w:after="20" w:before="20"/>
-            </w:pPr>
-            <w:r/>
-            <w:r>
-              <w:rPr>
-                <w:b w:val="0"/>
-                <w:sz w:val="19"/>
-              </w:rPr>
-              <w:t>—</w:t>
-            </w:r>
-          </w:p>
-        </w:tc>
-      </w:tr>
-      <w:tr>
-        <w:tc>
-          <w:tcPr>
-            <w:tcW w:type="dxa" w:w="2880"/>
-          </w:tcPr>
-          <w:p>
-            <w:pPr>
-              <w:spacing w:after="20" w:before="20"/>
-            </w:pPr>
-            <w:r/>
-            <w:r>
-              <w:rPr>
-                <w:b w:val="0"/>
-                <w:sz w:val="19"/>
-              </w:rPr>
-              <w:t>Лайфкодинг-интервью, 1-й этап</w:t>
-            </w:r>
-          </w:p>
-        </w:tc>
-        <w:tc>
-          <w:tcPr>
-            <w:tcW w:type="dxa" w:w="2880"/>
-          </w:tcPr>
-          <w:p>
-            <w:pPr>
-              <w:spacing w:after="20" w:before="20"/>
-            </w:pPr>
-            <w:r/>
-            <w:r>
-              <w:rPr>
-                <w:b w:val="0"/>
-                <w:sz w:val="19"/>
-              </w:rPr>
-              <w:t>~35</w:t>
-            </w:r>
-          </w:p>
-        </w:tc>
-        <w:tc>
-          <w:tcPr>
-            <w:tcW w:type="dxa" w:w="2880"/>
-          </w:tcPr>
-          <w:p>
-            <w:pPr>
-              <w:spacing w:after="20" w:before="20"/>
-            </w:pPr>
-            <w:r/>
-            <w:r>
-              <w:rPr>
-                <w:b w:val="0"/>
-                <w:sz w:val="19"/>
-              </w:rPr>
-              <w:t>33%</w:t>
-            </w:r>
-          </w:p>
-        </w:tc>
-      </w:tr>
-      <w:tr>
-        <w:tc>
-          <w:tcPr>
-            <w:tcW w:type="dxa" w:w="2880"/>
-          </w:tcPr>
-          <w:p>
-            <w:pPr>
-              <w:spacing w:after="20" w:before="20"/>
-            </w:pPr>
-            <w:r/>
-            <w:r>
-              <w:rPr>
-                <w:b w:val="0"/>
-                <w:sz w:val="19"/>
-              </w:rPr>
-              <w:t>Прошли порог 65 баллов, 2-й этап</w:t>
-            </w:r>
-          </w:p>
-        </w:tc>
-        <w:tc>
-          <w:tcPr>
-            <w:tcW w:type="dxa" w:w="2880"/>
-          </w:tcPr>
-          <w:p>
-            <w:pPr>
-              <w:spacing w:after="20" w:before="20"/>
-            </w:pPr>
-            <w:r/>
-            <w:r>
-              <w:rPr>
-                <w:b w:val="0"/>
-                <w:sz w:val="19"/>
-              </w:rPr>
-              <w:t>9</w:t>
-            </w:r>
-          </w:p>
-        </w:tc>
-        <w:tc>
-          <w:tcPr>
-            <w:tcW w:type="dxa" w:w="2880"/>
-          </w:tcPr>
-          <w:p>
-            <w:pPr>
-              <w:spacing w:after="20" w:before="20"/>
-            </w:pPr>
-            <w:r/>
-            <w:r>
-              <w:rPr>
-                <w:b w:val="0"/>
-                <w:sz w:val="19"/>
-              </w:rPr>
-              <w:t>26%</w:t>
-            </w:r>
-          </w:p>
-        </w:tc>
-      </w:tr>
-      <w:tr>
-        <w:tc>
-          <w:tcPr>
-            <w:tcW w:type="dxa" w:w="2880"/>
-          </w:tcPr>
-          <w:p>
-            <w:pPr>
-              <w:spacing w:after="20" w:before="20"/>
-            </w:pPr>
-            <w:r/>
-            <w:r>
-              <w:rPr>
-                <w:b w:val="0"/>
-                <w:sz w:val="19"/>
-              </w:rPr>
-              <w:t>Тестовое задание, 3-й этап</w:t>
-            </w:r>
-          </w:p>
-        </w:tc>
-        <w:tc>
-          <w:tcPr>
-            <w:tcW w:type="dxa" w:w="2880"/>
-          </w:tcPr>
-          <w:p>
-            <w:pPr>
-              <w:spacing w:after="20" w:before="20"/>
-            </w:pPr>
-            <w:r/>
-            <w:r>
-              <w:rPr>
-                <w:b w:val="0"/>
-                <w:sz w:val="19"/>
-              </w:rPr>
-              <w:t>3</w:t>
-            </w:r>
-          </w:p>
-        </w:tc>
-        <w:tc>
-          <w:tcPr>
-            <w:tcW w:type="dxa" w:w="2880"/>
-          </w:tcPr>
-          <w:p>
-            <w:pPr>
-              <w:spacing w:after="20" w:before="20"/>
-            </w:pPr>
-            <w:r/>
-            <w:r>
-              <w:rPr>
-                <w:b w:val="0"/>
-                <w:sz w:val="19"/>
-              </w:rPr>
-              <w:t>33%</w:t>
-            </w:r>
-          </w:p>
-        </w:tc>
-      </w:tr>
-      <w:tr>
-        <w:tc>
-          <w:tcPr>
-            <w:tcW w:type="dxa" w:w="2880"/>
-          </w:tcPr>
-          <w:p>
-            <w:pPr>
-              <w:spacing w:after="20" w:before="20"/>
-            </w:pPr>
-            <w:r/>
-            <w:r>
-              <w:rPr>
-                <w:b w:val="0"/>
-                <w:sz w:val="19"/>
-              </w:rPr>
-              <w:t>Оффер принят, вышли на работу</w:t>
-            </w:r>
-          </w:p>
-        </w:tc>
-        <w:tc>
-          <w:tcPr>
-            <w:tcW w:type="dxa" w:w="2880"/>
-          </w:tcPr>
-          <w:p>
-            <w:pPr>
-              <w:spacing w:after="20" w:before="20"/>
-            </w:pPr>
-            <w:r/>
-            <w:r>
-              <w:rPr>
-                <w:b w:val="0"/>
-                <w:sz w:val="19"/>
-              </w:rPr>
-              <w:t>3</w:t>
-            </w:r>
-          </w:p>
-        </w:tc>
-        <w:tc>
-          <w:tcPr>
-            <w:tcW w:type="dxa" w:w="2880"/>
-          </w:tcPr>
-          <w:p>
-            <w:pPr>
-              <w:spacing w:after="20" w:before="20"/>
-            </w:pPr>
-            <w:r/>
-            <w:r>
-              <w:rPr>
-                <w:b w:val="0"/>
-                <w:sz w:val="19"/>
-              </w:rPr>
-              <w:t>100%</w:t>
-            </w:r>
-          </w:p>
-        </w:tc>
-      </w:tr>
-    </w:tbl>
-    <w:p>
-      <w:pPr>
-        <w:spacing w:after="40" w:before="0"/>
-      </w:pPr>
-      <w:r>
-        <w:rPr>
-          <w:b w:val="0"/>
-          <w:i/>
-          <w:color w:val="444444"/>
-          <w:sz w:val="20"/>
-        </w:rPr>
-        <w:t>36 анкет и 12 интервью на одного нанятого; 2,8% из анкеты в найм.</w:t>
-      </w:r>
-    </w:p>
-    <w:p>
-      <w:pPr>
-        <w:pStyle w:val="ListBullet"/>
-        <w:spacing w:after="20"/>
-      </w:pPr>
-      <w:r>
-        <w:rPr>
-          <w:b/>
-          <w:sz w:val="21"/>
-        </w:rPr>
-        <w:t xml:space="preserve">Результат: </w:t>
-      </w:r>
-      <w:r>
-        <w:rPr>
-          <w:sz w:val="21"/>
-        </w:rPr>
-        <w:t>собрала ядро команды из одной воронки: тимлид Rust-разработчиков и два разработчика middle+. Конверсия оффер в найм — 100%, все трое вышли на работу</w:t>
-      </w:r>
-    </w:p>
-    <w:p>
-      <w:pPr>
-        <w:spacing w:after="20" w:before="120"/>
-      </w:pPr>
-      <w:r>
-        <w:rPr>
-          <w:b/>
-          <w:i w:val="0"/>
-          <w:sz w:val="21"/>
-        </w:rPr>
-        <w:t>Вакансия ML Engineer (Trading)</w:t>
-      </w:r>
-    </w:p>
-    <w:p>
-      <w:pPr>
-        <w:pStyle w:val="ListBullet"/>
-        <w:spacing w:after="20"/>
-      </w:pPr>
-      <w:r>
-        <w:rPr>
-          <w:sz w:val="21"/>
-        </w:rPr>
-        <w:t>Составила анкету кандидата: 15 вопросов в форме и полная спецификация на 41 вопрос в 8 тематических блоках</w:t>
-      </w:r>
-    </w:p>
-    <w:p>
-      <w:pPr>
-        <w:pStyle w:val="ListBullet"/>
-        <w:spacing w:after="20"/>
-      </w:pPr>
-      <w:r>
-        <w:rPr>
-          <w:sz w:val="21"/>
-        </w:rPr>
-        <w:t>Описала для кандидатов сам продукт и зону ответственности роли, а не только требования</w:t>
-      </w:r>
-    </w:p>
-    <w:p>
-      <w:pPr>
-        <w:spacing w:after="20" w:before="120"/>
-      </w:pPr>
-      <w:r>
-        <w:rPr>
-          <w:b/>
-          <w:i w:val="0"/>
-          <w:sz w:val="21"/>
-        </w:rPr>
-        <w:t>Интервью на управленческую роль (Project Manager)</w:t>
-      </w:r>
-    </w:p>
-    <w:p>
-      <w:pPr>
-        <w:pStyle w:val="ListBullet"/>
-        <w:spacing w:after="20"/>
-      </w:pPr>
-      <w:r>
-        <w:rPr>
-          <w:sz w:val="21"/>
-        </w:rPr>
-        <w:t>Подготовила структуру интервью из пяти блоков с таймингом: реальный масштаб роли, аналитика, процесс, домен и мотивация, деньги — плюс карту ожидаемых ответов</w:t>
-      </w:r>
-    </w:p>
-    <w:p>
-      <w:pPr>
-        <w:pStyle w:val="ListBullet"/>
-        <w:spacing w:after="20"/>
-      </w:pPr>
-      <w:r>
-        <w:rPr>
-          <w:sz w:val="21"/>
-        </w:rPr>
-        <w:t>Задача блока была прямо сформулирована: отделить реальную ответственность кандидата от формулировок в резюме</w:t>
-      </w:r>
-    </w:p>
-    <w:p>
-      <w:pPr>
-        <w:spacing w:after="20" w:before="120"/>
-      </w:pPr>
-      <w:r>
-        <w:rPr>
-          <w:b/>
-          <w:i w:val="0"/>
-          <w:sz w:val="21"/>
-        </w:rPr>
-        <w:t>Онбординг и работа с командой</w:t>
-      </w:r>
-    </w:p>
-    <w:p>
-      <w:pPr>
-        <w:pStyle w:val="ListBullet"/>
-        <w:spacing w:after="20"/>
-      </w:pPr>
-      <w:r>
-        <w:rPr>
-          <w:sz w:val="21"/>
-        </w:rPr>
-        <w:t>Вводила новых сотрудников в работу, отвечала за адаптацию и договорённости внутри команды</w:t>
-      </w:r>
-    </w:p>
-    <w:p>
-      <w:pPr>
-        <w:pStyle w:val="ListBullet"/>
-        <w:spacing w:after="20"/>
-      </w:pPr>
-      <w:r>
-        <w:rPr>
-          <w:sz w:val="21"/>
-        </w:rPr>
-        <w:t>Параллельно вела проект: недельные спринты, ежедневные созвоны, статус по срокам и рискам для основателя</w:t>
-      </w:r>
-    </w:p>
-    <w:p>
-      <w:pPr>
-        <w:pStyle w:val="ListBullet"/>
-        <w:spacing w:after="20"/>
-      </w:pPr>
-      <w:r>
-        <w:rPr>
-          <w:sz w:val="21"/>
-        </w:rPr>
-        <w:t>Работала с данными проекта: SQL в ClickHouse и PostgreSQL, Python, дашборды в Grafana — отсюда способность обсуждать задачи с инженерами по существу</w:t>
-      </w:r>
-    </w:p>
-    <w:p>
-      <w:pPr>
-        <w:spacing w:before="180" w:after="20"/>
-      </w:pPr>
-      <w:r>
-        <w:rPr>
-          <w:b/>
-          <w:sz w:val="22"/>
-        </w:rPr>
-        <w:t>2023 — 2025 | Бизнес-ассистент основателя, ETICO.BY, студия премиального ремонта, Минск</w:t>
-      </w:r>
-    </w:p>
-    <w:p>
-      <w:pPr>
-        <w:spacing w:after="60" w:before="0"/>
-      </w:pPr>
-      <w:r>
-        <w:rPr>
-          <w:b w:val="0"/>
-          <w:i/>
-          <w:color w:val="444444"/>
-          <w:sz w:val="20"/>
-        </w:rPr>
-        <w:t>Премиальный ремонт квартир и загородных домов, до 5 объектов в работе одновременно.</w:t>
-      </w:r>
-    </w:p>
-    <w:p>
-      <w:pPr>
-        <w:pStyle w:val="ListBullet"/>
-        <w:spacing w:after="20"/>
-      </w:pPr>
-      <w:r>
-        <w:rPr>
-          <w:sz w:val="21"/>
-        </w:rPr>
-        <w:t>Нанимала рабочих и подбирала бригады под объём работ; проверка кандидатов шла по факту выполненной работы на объекте</w:t>
-      </w:r>
-    </w:p>
-    <w:p>
-      <w:pPr>
-        <w:pStyle w:val="ListBullet"/>
-        <w:spacing w:after="20"/>
-      </w:pPr>
-      <w:r>
-        <w:rPr>
-          <w:sz w:val="21"/>
-        </w:rPr>
-        <w:t>Вела коммуникацию с клиентами и мастерами, считала сметы, отвечала за снабжение, платежи и документы</w:t>
-      </w:r>
-    </w:p>
-    <w:p>
-      <w:pPr>
-        <w:spacing w:before="180" w:after="20"/>
-      </w:pPr>
-      <w:r>
-        <w:rPr>
-          <w:b/>
-          <w:sz w:val="22"/>
-        </w:rPr>
-        <w:t>2017 — 2025 | Ассистент руководителя, онлайн-школа CT-EXPRESS, проекты в инфобизнесе, психологические группы, Минск и удалённо</w:t>
-      </w:r>
-    </w:p>
-    <w:p>
-      <w:pPr>
-        <w:spacing w:after="60" w:before="0"/>
-      </w:pPr>
-      <w:r>
-        <w:rPr>
-          <w:b w:val="0"/>
-          <w:i/>
-          <w:color w:val="444444"/>
-          <w:sz w:val="20"/>
-        </w:rPr>
-        <w:t>Первая работа с 11 класса. Учебные группы и потоки, контент, мероприятия, техническое ведение групп.</w:t>
-      </w:r>
-    </w:p>
-    <w:p>
-      <w:pPr>
-        <w:pStyle w:val="ListBullet"/>
-        <w:spacing w:after="20"/>
-      </w:pPr>
-      <w:r>
-        <w:rPr>
-          <w:sz w:val="21"/>
-        </w:rPr>
-        <w:t>Вела группы и чаты участников, отвечала за коммуникации, материалы, оплаты и адаптацию новых участников</w:t>
-      </w:r>
-    </w:p>
-    <w:p>
-      <w:pPr>
-        <w:pStyle w:val="ListBullet"/>
-        <w:spacing w:after="20"/>
-      </w:pPr>
-      <w:r>
-        <w:rPr>
-          <w:sz w:val="21"/>
-        </w:rPr>
-        <w:t>Работала в GetCourse и Zoom, вела Instagram проекта</w:t>
-      </w:r>
-    </w:p>
-    <w:p>
-      <w:pPr>
-        <w:spacing w:after="80" w:before="260"/>
-      </w:pPr>
-      <w:r>
-        <w:rPr>
-          <w:b/>
-          <w:i w:val="0"/>
-          <w:sz w:val="26"/>
-        </w:rPr>
-        <w:t>Навыки</w:t>
-      </w:r>
-    </w:p>
-    <w:p>
-      <w:pPr>
-        <w:spacing w:after="40"/>
-      </w:pPr>
-      <w:r>
-        <w:rPr>
-          <w:b/>
-          <w:sz w:val="21"/>
-        </w:rPr>
-        <w:t xml:space="preserve">Полный цикл подбора: </w:t>
-      </w:r>
-      <w:r>
-        <w:rPr>
-          <w:sz w:val="21"/>
-        </w:rPr>
-        <w:t>профиль роли и текст вакансии, анкета кандидата, скрининг, интервью, тестовое задание, оффер, онбординг</w:t>
-      </w:r>
-    </w:p>
-    <w:p>
-      <w:pPr>
-        <w:spacing w:after="40"/>
-      </w:pPr>
-      <w:r>
-        <w:rPr>
-          <w:b/>
-          <w:sz w:val="21"/>
-        </w:rPr>
-        <w:t xml:space="preserve">Технический скрининг: </w:t>
-      </w:r>
-      <w:r>
-        <w:rPr>
-          <w:sz w:val="21"/>
-        </w:rPr>
-        <w:t>читаю код на Rust, SQL и Python; оцениваю тестовые задания и профиль кандидата на GitHub без подключения инженеров на первый этап</w:t>
-      </w:r>
-    </w:p>
-    <w:p>
-      <w:pPr>
-        <w:spacing w:after="40"/>
-      </w:pPr>
-      <w:r>
-        <w:rPr>
-          <w:b/>
-          <w:sz w:val="21"/>
-        </w:rPr>
-        <w:t xml:space="preserve">Структурированное интервью: </w:t>
-      </w:r>
-      <w:r>
-        <w:rPr>
-          <w:sz w:val="21"/>
-        </w:rPr>
-        <w:t>сценарии с таймингом, скоринговые карты, пороги прохождения, стоп-сигналы, калибровка решений по критериям вместо впечатления</w:t>
-      </w:r>
-    </w:p>
-    <w:p>
-      <w:pPr>
-        <w:spacing w:after="40"/>
-      </w:pPr>
-      <w:r>
-        <w:rPr>
-          <w:b/>
-          <w:sz w:val="21"/>
-        </w:rPr>
-        <w:t xml:space="preserve">Метрики воронки: </w:t>
-      </w:r>
-      <w:r>
-        <w:rPr>
-          <w:sz w:val="21"/>
-        </w:rPr>
-        <w:t>конверсии по этапам, число анкет и интервью на найм, доля принятых офферов, нагрузка на этап в часах</w:t>
-      </w:r>
-    </w:p>
-    <w:p>
-      <w:pPr>
-        <w:spacing w:after="40"/>
-      </w:pPr>
-      <w:r>
-        <w:rPr>
-          <w:b/>
-          <w:sz w:val="21"/>
-        </w:rPr>
-        <w:t xml:space="preserve">Автоматизация: </w:t>
-      </w:r>
-      <w:r>
-        <w:rPr>
-          <w:sz w:val="21"/>
-        </w:rPr>
-        <w:t>Google Apps Script — формы кандидатов кодом; Notion — база и документация; Google Workspace</w:t>
-      </w:r>
-    </w:p>
-    <w:p>
-      <w:pPr>
-        <w:spacing w:after="40"/>
-      </w:pPr>
-      <w:r>
-        <w:rPr>
-          <w:b/>
-          <w:sz w:val="21"/>
-        </w:rPr>
-        <w:t xml:space="preserve">Каналы поиска: </w:t>
-      </w:r>
-      <w:r>
-        <w:rPr>
-          <w:sz w:val="21"/>
-        </w:rPr>
-        <w:t>Telegram-комьюнити, LinkedIn, GitHub, рекомендации; работа с потоком входящих анкет</w:t>
-      </w:r>
-    </w:p>
-    <w:p>
-      <w:pPr>
-        <w:spacing w:after="40"/>
-      </w:pPr>
-      <w:r>
-        <w:rPr>
-          <w:b/>
-          <w:sz w:val="21"/>
-        </w:rPr>
-        <w:t xml:space="preserve">Коммуникации: </w:t>
-      </w:r>
-      <w:r>
-        <w:rPr>
-          <w:sz w:val="21"/>
-        </w:rPr>
-        <w:t>интервью и работа с возражениями, координация с заказчиком роли, обратная связь кандидатам</w:t>
-      </w:r>
-    </w:p>
-    <w:p>
-      <w:pPr>
-        <w:spacing w:after="40"/>
-      </w:pPr>
-      <w:r>
-        <w:rPr>
-          <w:b/>
-          <w:sz w:val="21"/>
-        </w:rPr>
-        <w:t xml:space="preserve">Домены: </w:t>
-      </w:r>
-      <w:r>
-        <w:rPr>
-          <w:sz w:val="21"/>
-        </w:rPr>
-        <w:t>блокчейн и Solana, ML и трейдинг, аналитика данных, онлайн-образование, строительство</w:t>
-      </w:r>
-    </w:p>
-    <w:p>
-      <w:pPr>
-        <w:spacing w:after="40"/>
-      </w:pPr>
-      <w:r>
-        <w:rPr>
-          <w:b/>
-          <w:sz w:val="21"/>
-        </w:rPr>
-        <w:t xml:space="preserve">Языки: </w:t>
-      </w:r>
-      <w:r>
-        <w:rPr>
-          <w:sz w:val="21"/>
-        </w:rPr>
-        <w:t>русский — родной; английский — B1 (Intermediate)</w:t>
-      </w:r>
-    </w:p>
-    <w:p>
-      <w:pPr>
-        <w:spacing w:after="80" w:before="260"/>
-      </w:pPr>
-      <w:r>
-        <w:rPr>
-          <w:b/>
-          <w:i w:val="0"/>
-          <w:sz w:val="26"/>
-        </w:rPr>
-        <w:t>Образование и курсы</w:t>
-      </w:r>
-    </w:p>
     <w:p>
       <w:pPr>
         <w:spacing w:after="20" w:before="0"/>
@@ -1071,102 +10,782 @@
         <w:rPr>
           <w:b/>
           <w:i w:val="0"/>
-          <w:sz w:val="21"/>
+          <w:sz w:val="44"/>
         </w:rPr>
-        <w:t>2026 | Образовательный центр BELHARD — «Аналитик данных с нуля»</w:t>
+        <w:t>Ольга Розжаловец</w:t>
       </w:r>
     </w:p>
     <w:p>
       <w:pPr>
-        <w:spacing w:after="80" w:before="0"/>
+        <w:spacing w:after="200" w:before="0"/>
       </w:pPr>
       <w:r>
         <w:rPr>
           <w:b w:val="0"/>
           <w:i w:val="0"/>
-          <w:sz w:val="21"/>
+          <w:color w:val="555555"/>
+          <w:sz w:val="24"/>
         </w:rPr>
-        <w:t>SQL, статистика и A/B-тесты, Python, BI-дашборды. 12 занятий, сертификат об окончании.</w:t>
+        <w:t>IT-рекрутер / Technical Recruiter</w:t>
       </w:r>
     </w:p>
-    <w:p>
-      <w:pPr>
-        <w:spacing w:after="20" w:before="0"/>
-      </w:pPr>
-      <w:r>
-        <w:rPr>
-          <w:b/>
-          <w:i w:val="0"/>
-          <w:sz w:val="21"/>
-        </w:rPr>
-        <w:t>2017 — 2023 | Белорусский государственный университет</w:t>
-      </w:r>
-    </w:p>
-    <w:p>
-      <w:pPr>
-        <w:spacing w:after="40" w:before="0"/>
-      </w:pPr>
-      <w:r>
-        <w:rPr>
-          <w:b w:val="0"/>
-          <w:i w:val="0"/>
-          <w:sz w:val="21"/>
-        </w:rPr>
-        <w:t>Факультет географии и геоинформатики. Картографо-геодезическая деятельность, специалист; магистр географических наук. Преподавала картографические дисциплины на факультете.</w:t>
-      </w:r>
-    </w:p>
-    <w:p>
-      <w:pPr>
-        <w:spacing w:after="80" w:before="260"/>
-      </w:pPr>
-      <w:r>
-        <w:rPr>
-          <w:b/>
-          <w:i w:val="0"/>
-          <w:sz w:val="26"/>
-        </w:rPr>
-        <w:t>Дополнительно</w:t>
-      </w:r>
-    </w:p>
-    <w:p>
-      <w:pPr>
-        <w:pStyle w:val="ListBullet"/>
-        <w:spacing w:after="20"/>
-      </w:pPr>
-      <w:r>
-        <w:rPr>
-          <w:sz w:val="21"/>
-        </w:rPr>
-        <w:t>Готова к тестовым заданиям и к интервью на английском на уровне B1</w:t>
-      </w:r>
-    </w:p>
-    <w:p>
-      <w:pPr>
-        <w:pStyle w:val="ListBullet"/>
-        <w:spacing w:after="20"/>
-      </w:pPr>
-      <w:r>
-        <w:rPr>
-          <w:sz w:val="21"/>
-        </w:rPr>
-        <w:t>Артефакты процесса — анкеты, сценарий интервью, скоринговая карта — могу показать на созвоне</w:t>
-      </w:r>
-    </w:p>
-    <w:p>
-      <w:pPr>
-        <w:pStyle w:val="ListBullet"/>
-        <w:spacing w:after="20"/>
-      </w:pPr>
-      <w:r>
-        <w:rPr>
-          <w:sz w:val="21"/>
-        </w:rPr>
-        <w:t>Интересна ниша инженерного найма: Rust, блокчейн, ML, дата-инженерия</w:t>
-      </w:r>
-    </w:p>
+    <w:tbl>
+      <w:tblPr>
+        <w:tblW w:type="auto" w:w="0"/>
+        <w:jc w:val="left"/>
+        <w:tblLook w:firstColumn="1" w:firstRow="1" w:lastColumn="0" w:lastRow="0" w:noHBand="0" w:noVBand="1" w:val="04A0"/>
+        <w:tblBorders>
+          <w:top w:val="none" w:sz="0"/>
+          <w:left w:val="none" w:sz="0"/>
+          <w:bottom w:val="none" w:sz="0"/>
+          <w:right w:val="none" w:sz="0"/>
+          <w:insideH w:val="none" w:sz="0"/>
+          <w:insideV w:val="none" w:sz="0"/>
+        </w:tblBorders>
+      </w:tblPr>
+      <w:tblGrid>
+        <w:gridCol w:w="5270"/>
+        <w:gridCol w:w="5270"/>
+      </w:tblGrid>
+      <w:tr>
+        <w:tc>
+          <w:tcPr>
+            <w:tcW w:type="dxa" w:w="3175"/>
+          </w:tcPr>
+          <w:p>
+            <w:r/>
+          </w:p>
+          <w:p>
+            <w:pPr>
+              <w:spacing w:after="80" w:before="240"/>
+            </w:pPr>
+            <w:r>
+              <w:rPr>
+                <w:b/>
+                <w:i w:val="0"/>
+                <w:color w:val="1F4E5A"/>
+                <w:sz w:val="19"/>
+              </w:rPr>
+              <w:t>ЛИЧНЫЕ ДАННЫЕ</w:t>
+            </w:r>
+          </w:p>
+          <w:p>
+            <w:pPr>
+              <w:spacing w:after="40" w:before="0"/>
+            </w:pPr>
+            <w:r>
+              <w:rPr>
+                <w:b w:val="0"/>
+                <w:i w:val="0"/>
+                <w:sz w:val="19"/>
+              </w:rPr>
+              <w:t>oljadamovna@gmail.com</w:t>
+            </w:r>
+          </w:p>
+          <w:p>
+            <w:pPr>
+              <w:spacing w:after="40" w:before="0"/>
+            </w:pPr>
+            <w:r>
+              <w:rPr>
+                <w:b w:val="0"/>
+                <w:i w:val="0"/>
+                <w:sz w:val="19"/>
+              </w:rPr>
+              <w:t>+375 29 294-21-82</w:t>
+            </w:r>
+          </w:p>
+          <w:p>
+            <w:pPr>
+              <w:spacing w:after="40" w:before="0"/>
+            </w:pPr>
+            <w:r>
+              <w:rPr>
+                <w:b w:val="0"/>
+                <w:i w:val="0"/>
+                <w:sz w:val="19"/>
+              </w:rPr>
+              <w:t>Минск, Беларусь</w:t>
+            </w:r>
+          </w:p>
+          <w:p>
+            <w:pPr>
+              <w:spacing w:after="40" w:before="0"/>
+            </w:pPr>
+            <w:r>
+              <w:rPr>
+                <w:b w:val="0"/>
+                <w:i w:val="0"/>
+                <w:sz w:val="19"/>
+              </w:rPr>
+              <w:t>@bolik_olik</w:t>
+            </w:r>
+          </w:p>
+          <w:p>
+            <w:pPr>
+              <w:spacing w:after="40" w:before="0"/>
+            </w:pPr>
+            <w:r>
+              <w:rPr>
+                <w:b w:val="0"/>
+                <w:i w:val="0"/>
+                <w:sz w:val="19"/>
+              </w:rPr>
+              <w:t>rozzhalovetsolga.github.io/portfolio</w:t>
+            </w:r>
+          </w:p>
+          <w:p>
+            <w:pPr>
+              <w:spacing w:after="40" w:before="0"/>
+            </w:pPr>
+            <w:r>
+              <w:rPr>
+                <w:b w:val="0"/>
+                <w:i w:val="0"/>
+                <w:sz w:val="19"/>
+              </w:rPr>
+              <w:t>github.com/rozzhalovetsolga</w:t>
+            </w:r>
+          </w:p>
+          <w:p>
+            <w:pPr>
+              <w:spacing w:after="40" w:before="0"/>
+            </w:pPr>
+            <w:r>
+              <w:rPr>
+                <w:b w:val="0"/>
+                <w:i w:val="0"/>
+                <w:sz w:val="19"/>
+              </w:rPr>
+              <w:t>linkedin.com/in/olga-rozzhalovets52967a2a3</w:t>
+            </w:r>
+          </w:p>
+          <w:p>
+            <w:pPr>
+              <w:spacing w:after="40" w:before="0"/>
+            </w:pPr>
+            <w:r>
+              <w:rPr>
+                <w:b w:val="0"/>
+                <w:i w:val="0"/>
+                <w:sz w:val="19"/>
+              </w:rPr>
+              <w:t>Английский: B1 (Intermediate) по CEFR</w:t>
+            </w:r>
+          </w:p>
+          <w:p>
+            <w:pPr>
+              <w:spacing w:after="80" w:before="240"/>
+            </w:pPr>
+            <w:r>
+              <w:rPr>
+                <w:b/>
+                <w:i w:val="0"/>
+                <w:color w:val="1F4E5A"/>
+                <w:sz w:val="19"/>
+              </w:rPr>
+              <w:t>НАВЫКИ</w:t>
+            </w:r>
+          </w:p>
+          <w:p>
+            <w:pPr>
+              <w:spacing w:after="40" w:before="0"/>
+            </w:pPr>
+            <w:r>
+              <w:rPr>
+                <w:b w:val="0"/>
+                <w:i w:val="0"/>
+                <w:sz w:val="19"/>
+              </w:rPr>
+              <w:t>Полный цикл подбора</w:t>
+            </w:r>
+          </w:p>
+          <w:p>
+            <w:pPr>
+              <w:spacing w:after="40" w:before="0"/>
+            </w:pPr>
+            <w:r>
+              <w:rPr>
+                <w:b w:val="0"/>
+                <w:i w:val="0"/>
+                <w:sz w:val="19"/>
+              </w:rPr>
+              <w:t>Структурированные интервью</w:t>
+            </w:r>
+          </w:p>
+          <w:p>
+            <w:pPr>
+              <w:spacing w:after="40" w:before="0"/>
+            </w:pPr>
+            <w:r>
+              <w:rPr>
+                <w:b w:val="0"/>
+                <w:i w:val="0"/>
+                <w:sz w:val="19"/>
+              </w:rPr>
+              <w:t>Скоринговые карты и пороги</w:t>
+            </w:r>
+          </w:p>
+          <w:p>
+            <w:pPr>
+              <w:spacing w:after="40" w:before="0"/>
+            </w:pPr>
+            <w:r>
+              <w:rPr>
+                <w:b w:val="0"/>
+                <w:i w:val="0"/>
+                <w:sz w:val="19"/>
+              </w:rPr>
+              <w:t>Технический скрининг</w:t>
+            </w:r>
+          </w:p>
+          <w:p>
+            <w:pPr>
+              <w:spacing w:after="40" w:before="0"/>
+            </w:pPr>
+            <w:r>
+              <w:rPr>
+                <w:b w:val="0"/>
+                <w:i w:val="0"/>
+                <w:sz w:val="19"/>
+              </w:rPr>
+              <w:t>Метрики воронки</w:t>
+            </w:r>
+          </w:p>
+          <w:p>
+            <w:pPr>
+              <w:spacing w:after="40" w:before="0"/>
+            </w:pPr>
+            <w:r>
+              <w:rPr>
+                <w:b w:val="0"/>
+                <w:i w:val="0"/>
+                <w:sz w:val="19"/>
+              </w:rPr>
+              <w:t>Google Apps Script</w:t>
+            </w:r>
+          </w:p>
+          <w:p>
+            <w:pPr>
+              <w:spacing w:after="40" w:before="0"/>
+            </w:pPr>
+            <w:r>
+              <w:rPr>
+                <w:b w:val="0"/>
+                <w:i w:val="0"/>
+                <w:sz w:val="19"/>
+              </w:rPr>
+              <w:t>Notion, Google Workspace</w:t>
+            </w:r>
+          </w:p>
+          <w:p>
+            <w:pPr>
+              <w:spacing w:after="40" w:before="0"/>
+            </w:pPr>
+            <w:r>
+              <w:rPr>
+                <w:b w:val="0"/>
+                <w:i w:val="0"/>
+                <w:sz w:val="19"/>
+              </w:rPr>
+              <w:t>Telegram, LinkedIn, GitHub</w:t>
+            </w:r>
+          </w:p>
+          <w:p>
+            <w:pPr>
+              <w:spacing w:after="40" w:before="0"/>
+            </w:pPr>
+            <w:r>
+              <w:rPr>
+                <w:b w:val="0"/>
+                <w:i w:val="0"/>
+                <w:sz w:val="19"/>
+              </w:rPr>
+              <w:t>Онбординг и адаптация</w:t>
+            </w:r>
+          </w:p>
+          <w:p>
+            <w:pPr>
+              <w:spacing w:after="80" w:before="240"/>
+            </w:pPr>
+            <w:r>
+              <w:rPr>
+                <w:b/>
+                <w:i w:val="0"/>
+                <w:color w:val="1F4E5A"/>
+                <w:sz w:val="19"/>
+              </w:rPr>
+              <w:t>ЯЗЫКИ</w:t>
+            </w:r>
+          </w:p>
+          <w:p>
+            <w:pPr>
+              <w:spacing w:after="40" w:before="0"/>
+            </w:pPr>
+            <w:r>
+              <w:rPr>
+                <w:b w:val="0"/>
+                <w:i w:val="0"/>
+                <w:sz w:val="19"/>
+              </w:rPr>
+              <w:t>русский — родной</w:t>
+            </w:r>
+          </w:p>
+          <w:p>
+            <w:pPr>
+              <w:spacing w:after="40" w:before="0"/>
+            </w:pPr>
+            <w:r>
+              <w:rPr>
+                <w:b w:val="0"/>
+                <w:i w:val="0"/>
+                <w:sz w:val="19"/>
+              </w:rPr>
+              <w:t>английский — B1</w:t>
+            </w:r>
+          </w:p>
+        </w:tc>
+        <w:tc>
+          <w:tcPr>
+            <w:tcW w:type="dxa" w:w="7030"/>
+          </w:tcPr>
+          <w:p>
+            <w:r/>
+          </w:p>
+          <w:p>
+            <w:pPr>
+              <w:spacing w:after="100" w:before="260"/>
+            </w:pPr>
+            <w:r>
+              <w:rPr>
+                <w:b/>
+                <w:i w:val="0"/>
+                <w:color w:val="1F4E5A"/>
+                <w:sz w:val="26"/>
+              </w:rPr>
+              <w:t>Профиль</w:t>
+            </w:r>
+          </w:p>
+          <w:p>
+            <w:pPr>
+              <w:spacing w:after="40" w:before="0"/>
+            </w:pPr>
+            <w:r>
+              <w:rPr>
+                <w:b w:val="0"/>
+                <w:i w:val="0"/>
+                <w:sz w:val="19"/>
+              </w:rPr>
+              <w:t>Полтора года вела найм в инженерную команду блокчейн-проекта. Закрыла роль Rust Tech Lead: 107 анкет, около 35 технических интервью, три найма — тимлид и два разработчика уровня middle+, все офферы приняты. Построила процесс отбора с нуля: анкета, трёхэтапная воронка, скоринговая карта с порогом, стоп-сигналы. Технический бэкграунд — SQL, Python, чтение кода на Rust — позволяет оценивать тестовые задания и профиль кандидата на GitHub самостоятельно. До этого 5+ лет бизнес-ассистентом: операционка, коммуникации, онбординг.</w:t>
+            </w:r>
+          </w:p>
+          <w:p>
+            <w:pPr>
+              <w:spacing w:after="100" w:before="260"/>
+            </w:pPr>
+            <w:r>
+              <w:rPr>
+                <w:b/>
+                <w:i w:val="0"/>
+                <w:color w:val="1F4E5A"/>
+                <w:sz w:val="26"/>
+              </w:rPr>
+              <w:t>Опыт работы</w:t>
+            </w:r>
+          </w:p>
+          <w:p>
+            <w:pPr>
+              <w:spacing w:after="20" w:before="180"/>
+            </w:pPr>
+            <w:r>
+              <w:rPr>
+                <w:b/>
+                <w:i w:val="0"/>
+                <w:sz w:val="23"/>
+              </w:rPr>
+              <w:t>Рекрутинг и управление проектом</w:t>
+            </w:r>
+          </w:p>
+          <w:p>
+            <w:pPr>
+              <w:spacing w:after="60" w:before="0"/>
+            </w:pPr>
+            <w:r>
+              <w:rPr>
+                <w:b w:val="0"/>
+                <w:i w:val="0"/>
+                <w:color w:val="555555"/>
+                <w:sz w:val="19"/>
+              </w:rPr>
+              <w:t>BCH Labs, удалённо · март 2025 — сентябрь 2026</w:t>
+            </w:r>
+          </w:p>
+          <w:p>
+            <w:pPr>
+              <w:spacing w:after="80" w:before="0"/>
+            </w:pPr>
+            <w:r>
+              <w:rPr>
+                <w:b w:val="0"/>
+                <w:i/>
+                <w:color w:val="555555"/>
+                <w:sz w:val="19"/>
+              </w:rPr>
+              <w:t>Разработка алгоритмического торгового бота на блокчейне Solana. Команда до 5 человек: DevOps, ML-инженер, Rust-разработчики. Инженерные вакансии в узком стеке — Rust и блокчейн.</w:t>
+            </w:r>
+          </w:p>
+          <w:p>
+            <w:pPr>
+              <w:spacing w:after="20" w:before="120"/>
+            </w:pPr>
+            <w:r>
+              <w:rPr>
+                <w:b/>
+                <w:i w:val="0"/>
+                <w:sz w:val="19"/>
+              </w:rPr>
+              <w:t>Закрытие роли Rust Tech Lead.</w:t>
+            </w:r>
+          </w:p>
+          <w:p>
+            <w:pPr>
+              <w:spacing w:after="40" w:before="0"/>
+            </w:pPr>
+            <w:r>
+              <w:rPr>
+                <w:b w:val="0"/>
+                <w:i w:val="0"/>
+                <w:sz w:val="19"/>
+              </w:rPr>
+              <w:t>Описала профиль роли и вакансию вместе с основателем. Собрала анкету кандидата на 13 вопросов и развернула её как Google Form кодом через Apps Script. Спроектировала трёхэтапную воронку: анкета, лайфкодинг, тестовое задание. Провела около 35 технических интервью первого этапа, порядка 23 часов звонков.</w:t>
+            </w:r>
+          </w:p>
+          <w:p>
+            <w:pPr>
+              <w:spacing w:after="20" w:before="120"/>
+            </w:pPr>
+            <w:r>
+              <w:rPr>
+                <w:b/>
+                <w:i w:val="0"/>
+                <w:sz w:val="19"/>
+              </w:rPr>
+              <w:t>Воронка и конверсии.</w:t>
+            </w:r>
+          </w:p>
+          <w:p>
+            <w:pPr>
+              <w:spacing w:after="40" w:before="0"/>
+            </w:pPr>
+            <w:r>
+              <w:rPr>
+                <w:b w:val="0"/>
+                <w:i w:val="0"/>
+                <w:sz w:val="19"/>
+              </w:rPr>
+              <w:t>107 заполненных анкет → 35 лайфкодинг-интервью (33%) → 9 на втором этапе (26%) → 3 на тестовом (33%) → 3 найма (100%). На одного нанятого — 36 анкет и 12 интервью. Результат: собрала ядро команды — тимлид Rust-разработчиков и два разработчика уровня middle+, все трое приняли оффер.</w:t>
+            </w:r>
+          </w:p>
+          <w:p>
+            <w:pPr>
+              <w:spacing w:after="20" w:before="120"/>
+            </w:pPr>
+            <w:r>
+              <w:rPr>
+                <w:b/>
+                <w:i w:val="0"/>
+                <w:sz w:val="19"/>
+              </w:rPr>
+              <w:t>Процесс отбора и оценка.</w:t>
+            </w:r>
+          </w:p>
+          <w:p>
+            <w:pPr>
+              <w:spacing w:after="40" w:before="0"/>
+            </w:pPr>
+            <w:r>
+              <w:rPr>
+                <w:b w:val="0"/>
+                <w:i w:val="0"/>
+                <w:sz w:val="19"/>
+              </w:rPr>
+              <w:t>Сценарий первого этапа: лайфкодинг на 40 минут с таймингом по блокам и целью увидеть, как человек рассуждает, а не только решил ли задачу. Оценочная карта на 100 баллов из шести блоков, заполняется во время звонка. Порог решения: 65 и выше — дальше, 45–64 — обсуждаем, ниже 45 — не проходит, плюс список стоп-сигналов для прерывания интервью.</w:t>
+            </w:r>
+          </w:p>
+          <w:p>
+            <w:pPr>
+              <w:spacing w:after="20" w:before="120"/>
+            </w:pPr>
+            <w:r>
+              <w:rPr>
+                <w:b/>
+                <w:i w:val="0"/>
+                <w:sz w:val="19"/>
+              </w:rPr>
+              <w:t>Вторая роль и управленческое интервью.</w:t>
+            </w:r>
+          </w:p>
+          <w:p>
+            <w:pPr>
+              <w:spacing w:after="40" w:before="0"/>
+            </w:pPr>
+            <w:r>
+              <w:rPr>
+                <w:b w:val="0"/>
+                <w:i w:val="0"/>
+                <w:sz w:val="19"/>
+              </w:rPr>
+              <w:t>Для ML Engineer (Trading) составила анкету: 15 вопросов в форме и полная спецификация на 41 вопрос в 8 блоках. Для интервью проджект-менеджера подготовила структуру из пяти блоков с таймингом и карту ожидаемых ответов — отделить реальную ответственность от формулировок резюме.</w:t>
+            </w:r>
+          </w:p>
+          <w:p>
+            <w:pPr>
+              <w:spacing w:after="20" w:before="120"/>
+            </w:pPr>
+            <w:r>
+              <w:rPr>
+                <w:b/>
+                <w:i w:val="0"/>
+                <w:sz w:val="19"/>
+              </w:rPr>
+              <w:t>Технический скрининг.</w:t>
+            </w:r>
+          </w:p>
+          <w:p>
+            <w:pPr>
+              <w:spacing w:after="40" w:before="0"/>
+            </w:pPr>
+            <w:r>
+              <w:rPr>
+                <w:b w:val="0"/>
+                <w:i w:val="0"/>
+                <w:sz w:val="19"/>
+              </w:rPr>
+              <w:t>Читала код на Rust, SQL и Python, работала с данными проекта и дашбордами — оценивала тестовые задания и профиль кандидата на GitHub сама, без подключения инженеров на первый этап.</w:t>
+            </w:r>
+          </w:p>
+          <w:p>
+            <w:pPr>
+              <w:spacing w:after="20" w:before="120"/>
+            </w:pPr>
+            <w:r>
+              <w:rPr>
+                <w:b/>
+                <w:i w:val="0"/>
+                <w:sz w:val="19"/>
+              </w:rPr>
+              <w:t>Онбординг и команда.</w:t>
+            </w:r>
+          </w:p>
+          <w:p>
+            <w:pPr>
+              <w:spacing w:after="40" w:before="0"/>
+            </w:pPr>
+            <w:r>
+              <w:rPr>
+                <w:b w:val="0"/>
+                <w:i w:val="0"/>
+                <w:sz w:val="19"/>
+              </w:rPr>
+              <w:t>Вводила новых сотрудников в работу, отвечала за адаптацию и договорённости внутри команды. Параллельно вела проект: недельные спринты, ежедневные созвоны, статус для основателя.</w:t>
+            </w:r>
+          </w:p>
+          <w:p>
+            <w:pPr>
+              <w:spacing w:after="20" w:before="180"/>
+            </w:pPr>
+            <w:r>
+              <w:rPr>
+                <w:b/>
+                <w:i w:val="0"/>
+                <w:sz w:val="23"/>
+              </w:rPr>
+              <w:t>Бизнес-ассистент основателя</w:t>
+            </w:r>
+          </w:p>
+          <w:p>
+            <w:pPr>
+              <w:spacing w:after="60" w:before="0"/>
+            </w:pPr>
+            <w:r>
+              <w:rPr>
+                <w:b w:val="0"/>
+                <w:i w:val="0"/>
+                <w:color w:val="555555"/>
+                <w:sz w:val="19"/>
+              </w:rPr>
+              <w:t>ETICO.BY, студия премиального ремонта, Минск · 2023 — 2025</w:t>
+            </w:r>
+          </w:p>
+          <w:p>
+            <w:pPr>
+              <w:spacing w:after="80" w:before="0"/>
+            </w:pPr>
+            <w:r>
+              <w:rPr>
+                <w:b w:val="0"/>
+                <w:i/>
+                <w:color w:val="555555"/>
+                <w:sz w:val="19"/>
+              </w:rPr>
+              <w:t>Нанимала рабочих и подбирала бригады под объём работ, проверка шла по факту выполненной работы на объекте. Коммуникация с клиентами и мастерами, сметы, снабжение, платежи и документы.</w:t>
+            </w:r>
+          </w:p>
+          <w:p>
+            <w:pPr>
+              <w:spacing w:after="20" w:before="180"/>
+            </w:pPr>
+            <w:r>
+              <w:rPr>
+                <w:b/>
+                <w:i w:val="0"/>
+                <w:sz w:val="23"/>
+              </w:rPr>
+              <w:t>Ассистент руководителя</w:t>
+            </w:r>
+          </w:p>
+          <w:p>
+            <w:pPr>
+              <w:spacing w:after="60" w:before="0"/>
+            </w:pPr>
+            <w:r>
+              <w:rPr>
+                <w:b w:val="0"/>
+                <w:i w:val="0"/>
+                <w:color w:val="555555"/>
+                <w:sz w:val="19"/>
+              </w:rPr>
+              <w:t>онлайн-школа CT-EXPRESS, инфобизнес, психологические группы · 2017 — 2025</w:t>
+            </w:r>
+          </w:p>
+          <w:p>
+            <w:pPr>
+              <w:spacing w:after="80" w:before="0"/>
+            </w:pPr>
+            <w:r>
+              <w:rPr>
+                <w:b w:val="0"/>
+                <w:i/>
+                <w:color w:val="555555"/>
+                <w:sz w:val="19"/>
+              </w:rPr>
+              <w:t>Учебные группы и потоки, коммуникации с участниками, материалы, оплаты и адаптация новых участников. GetCourse, Zoom, ведение Instagram проекта.</w:t>
+            </w:r>
+          </w:p>
+          <w:p>
+            <w:pPr>
+              <w:spacing w:after="100" w:before="260"/>
+            </w:pPr>
+            <w:r>
+              <w:rPr>
+                <w:b/>
+                <w:i w:val="0"/>
+                <w:color w:val="1F4E5A"/>
+                <w:sz w:val="26"/>
+              </w:rPr>
+              <w:t>Образование</w:t>
+            </w:r>
+          </w:p>
+          <w:p>
+            <w:pPr>
+              <w:spacing w:after="20" w:before="0"/>
+            </w:pPr>
+            <w:r>
+              <w:rPr>
+                <w:b/>
+                <w:i w:val="0"/>
+                <w:sz w:val="21"/>
+              </w:rPr>
+              <w:t>Магистр географических наук: картография, геодезия и ГИС</w:t>
+            </w:r>
+          </w:p>
+          <w:p>
+            <w:pPr>
+              <w:spacing w:after="40" w:before="0"/>
+            </w:pPr>
+            <w:r>
+              <w:rPr>
+                <w:b w:val="0"/>
+                <w:i w:val="0"/>
+                <w:color w:val="555555"/>
+                <w:sz w:val="19"/>
+              </w:rPr>
+              <w:t>Белорусский государственный университет, Минск · 2017 — 2023</w:t>
+            </w:r>
+          </w:p>
+          <w:p>
+            <w:pPr>
+              <w:spacing w:after="40" w:before="0"/>
+            </w:pPr>
+            <w:r>
+              <w:rPr>
+                <w:b w:val="0"/>
+                <w:i w:val="0"/>
+                <w:sz w:val="19"/>
+              </w:rPr>
+              <w:t>Факультет географии и геоинформатики, кафедра геодезии и космоаэрокартографии. Картографо-геодезическая деятельность, специалист. Преподавала картографические дисциплины на факультете.</w:t>
+            </w:r>
+          </w:p>
+          <w:p>
+            <w:pPr>
+              <w:spacing w:after="100" w:before="260"/>
+            </w:pPr>
+            <w:r>
+              <w:rPr>
+                <w:b/>
+                <w:i w:val="0"/>
+                <w:color w:val="1F4E5A"/>
+                <w:sz w:val="26"/>
+              </w:rPr>
+              <w:t>Курсы</w:t>
+            </w:r>
+          </w:p>
+          <w:p>
+            <w:pPr>
+              <w:spacing w:after="20" w:before="0"/>
+            </w:pPr>
+            <w:r>
+              <w:rPr>
+                <w:b/>
+                <w:i w:val="0"/>
+                <w:sz w:val="21"/>
+              </w:rPr>
+              <w:t>Аналитик данных с нуля — Образовательный центр BELHARD, 2026</w:t>
+            </w:r>
+          </w:p>
+          <w:p>
+            <w:pPr>
+              <w:spacing w:after="40" w:before="0"/>
+            </w:pPr>
+            <w:r>
+              <w:rPr>
+                <w:b w:val="0"/>
+                <w:i w:val="0"/>
+                <w:color w:val="555555"/>
+                <w:sz w:val="19"/>
+              </w:rPr>
+              <w:t>12 занятий, онлайн, сертификат об окончании.</w:t>
+            </w:r>
+          </w:p>
+          <w:p>
+            <w:pPr>
+              <w:spacing w:after="40" w:before="0"/>
+            </w:pPr>
+            <w:r>
+              <w:rPr>
+                <w:b w:val="0"/>
+                <w:i w:val="0"/>
+                <w:sz w:val="19"/>
+              </w:rPr>
+              <w:t>SQL: JOIN всех типов, GROUP BY и агрегации, HAVING, подзапросы и CTE, оконные функции, расчёт retention и скользящих средних. Статистика, проверка гипотез и A/B-тесты. Python для обработки, анализа и визуализации. Дашборды в BI-системах, ИИ в аналитических задачах.</w:t>
+            </w:r>
+          </w:p>
+        </w:tc>
+      </w:tr>
+    </w:tbl>
     <w:sectPr>
       <w:pgSz w:w="12240" w:h="15840"/>
-      <w:pgMar w:top="1440" w:right="1800" w:bottom="1440" w:left="1800" w:header="720" w:footer="720" w:gutter="0"/>
+      <w:pgMar w:top="680" w:right="850" w:bottom="680" w:left="850" w:header="720" w:footer="720" w:gutter="0"/>
       <w:cols w:space="720"/>
       <w:docGrid w:linePitch="360"/>
     </w:sectPr>
@@ -1538,11 +1157,11 @@
     <w:qFormat/>
     <w:rsid w:val="00FC693F"/>
     <w:pPr>
-      <w:spacing w:after="40" w:line="254" w:lineRule="auto"/>
+      <w:spacing w:after="40" w:line="252" w:lineRule="auto"/>
     </w:pPr>
     <w:rPr>
       <w:rFonts w:ascii="Calibri" w:hAnsi="Calibri"/>
-      <w:sz w:val="21"/>
+      <w:sz w:val="19"/>
     </w:rPr>
   </w:style>
   <w:style w:type="paragraph" w:styleId="Header">

--- a/olga-resume-recruiter.docx
+++ b/olga-resume-recruiter.docx
@@ -10,782 +10,781 @@
         <w:rPr>
           <w:b/>
           <w:i w:val="0"/>
-          <w:sz w:val="44"/>
+          <w:sz w:val="30"/>
         </w:rPr>
         <w:t>Ольга Розжаловец</w:t>
       </w:r>
     </w:p>
     <w:p>
       <w:pPr>
-        <w:spacing w:after="200" w:before="0"/>
+        <w:spacing w:after="0" w:before="0"/>
       </w:pPr>
       <w:r>
         <w:rPr>
           <w:b w:val="0"/>
           <w:i w:val="0"/>
-          <w:color w:val="555555"/>
-          <w:sz w:val="24"/>
+          <w:sz w:val="18"/>
         </w:rPr>
-        <w:t>IT-рекрутер / Technical Recruiter</w:t>
+        <w:t>oljadamovna@gmail.com · Тел. +375 29 294-21-82 · Telegram @bolik_olik · Минск, Беларусь</w:t>
       </w:r>
     </w:p>
-    <w:tbl>
-      <w:tblPr>
-        <w:tblW w:type="auto" w:w="0"/>
-        <w:jc w:val="left"/>
-        <w:tblLook w:firstColumn="1" w:firstRow="1" w:lastColumn="0" w:lastRow="0" w:noHBand="0" w:noVBand="1" w:val="04A0"/>
-        <w:tblBorders>
-          <w:top w:val="none" w:sz="0"/>
-          <w:left w:val="none" w:sz="0"/>
-          <w:bottom w:val="none" w:sz="0"/>
-          <w:right w:val="none" w:sz="0"/>
-          <w:insideH w:val="none" w:sz="0"/>
-          <w:insideV w:val="none" w:sz="0"/>
-        </w:tblBorders>
-      </w:tblPr>
-      <w:tblGrid>
-        <w:gridCol w:w="5270"/>
-        <w:gridCol w:w="5270"/>
-      </w:tblGrid>
-      <w:tr>
-        <w:tc>
-          <w:tcPr>
-            <w:tcW w:type="dxa" w:w="3175"/>
-          </w:tcPr>
-          <w:p>
-            <w:r/>
-          </w:p>
-          <w:p>
-            <w:pPr>
-              <w:spacing w:after="80" w:before="240"/>
-            </w:pPr>
-            <w:r>
-              <w:rPr>
-                <w:b/>
-                <w:i w:val="0"/>
-                <w:color w:val="1F4E5A"/>
-                <w:sz w:val="19"/>
-              </w:rPr>
-              <w:t>ЛИЧНЫЕ ДАННЫЕ</w:t>
-            </w:r>
-          </w:p>
-          <w:p>
-            <w:pPr>
-              <w:spacing w:after="40" w:before="0"/>
-            </w:pPr>
-            <w:r>
-              <w:rPr>
-                <w:b w:val="0"/>
-                <w:i w:val="0"/>
-                <w:sz w:val="19"/>
-              </w:rPr>
-              <w:t>oljadamovna@gmail.com</w:t>
-            </w:r>
-          </w:p>
-          <w:p>
-            <w:pPr>
-              <w:spacing w:after="40" w:before="0"/>
-            </w:pPr>
-            <w:r>
-              <w:rPr>
-                <w:b w:val="0"/>
-                <w:i w:val="0"/>
-                <w:sz w:val="19"/>
-              </w:rPr>
-              <w:t>+375 29 294-21-82</w:t>
-            </w:r>
-          </w:p>
-          <w:p>
-            <w:pPr>
-              <w:spacing w:after="40" w:before="0"/>
-            </w:pPr>
-            <w:r>
-              <w:rPr>
-                <w:b w:val="0"/>
-                <w:i w:val="0"/>
-                <w:sz w:val="19"/>
-              </w:rPr>
-              <w:t>Минск, Беларусь</w:t>
-            </w:r>
-          </w:p>
-          <w:p>
-            <w:pPr>
-              <w:spacing w:after="40" w:before="0"/>
-            </w:pPr>
-            <w:r>
-              <w:rPr>
-                <w:b w:val="0"/>
-                <w:i w:val="0"/>
-                <w:sz w:val="19"/>
-              </w:rPr>
-              <w:t>@bolik_olik</w:t>
-            </w:r>
-          </w:p>
-          <w:p>
-            <w:pPr>
-              <w:spacing w:after="40" w:before="0"/>
-            </w:pPr>
-            <w:r>
-              <w:rPr>
-                <w:b w:val="0"/>
-                <w:i w:val="0"/>
-                <w:sz w:val="19"/>
-              </w:rPr>
-              <w:t>rozzhalovetsolga.github.io/portfolio</w:t>
-            </w:r>
-          </w:p>
-          <w:p>
-            <w:pPr>
-              <w:spacing w:after="40" w:before="0"/>
-            </w:pPr>
-            <w:r>
-              <w:rPr>
-                <w:b w:val="0"/>
-                <w:i w:val="0"/>
-                <w:sz w:val="19"/>
-              </w:rPr>
-              <w:t>github.com/rozzhalovetsolga</w:t>
-            </w:r>
-          </w:p>
-          <w:p>
-            <w:pPr>
-              <w:spacing w:after="40" w:before="0"/>
-            </w:pPr>
-            <w:r>
-              <w:rPr>
-                <w:b w:val="0"/>
-                <w:i w:val="0"/>
-                <w:sz w:val="19"/>
-              </w:rPr>
-              <w:t>linkedin.com/in/olga-rozzhalovets52967a2a3</w:t>
-            </w:r>
-          </w:p>
-          <w:p>
-            <w:pPr>
-              <w:spacing w:after="40" w:before="0"/>
-            </w:pPr>
-            <w:r>
-              <w:rPr>
-                <w:b w:val="0"/>
-                <w:i w:val="0"/>
-                <w:sz w:val="19"/>
-              </w:rPr>
-              <w:t>Английский: B1 (Intermediate) по CEFR</w:t>
-            </w:r>
-          </w:p>
-          <w:p>
-            <w:pPr>
-              <w:spacing w:after="80" w:before="240"/>
-            </w:pPr>
-            <w:r>
-              <w:rPr>
-                <w:b/>
-                <w:i w:val="0"/>
-                <w:color w:val="1F4E5A"/>
-                <w:sz w:val="19"/>
-              </w:rPr>
-              <w:t>НАВЫКИ</w:t>
-            </w:r>
-          </w:p>
-          <w:p>
-            <w:pPr>
-              <w:spacing w:after="40" w:before="0"/>
-            </w:pPr>
-            <w:r>
-              <w:rPr>
-                <w:b w:val="0"/>
-                <w:i w:val="0"/>
-                <w:sz w:val="19"/>
-              </w:rPr>
-              <w:t>Полный цикл подбора</w:t>
-            </w:r>
-          </w:p>
-          <w:p>
-            <w:pPr>
-              <w:spacing w:after="40" w:before="0"/>
-            </w:pPr>
-            <w:r>
-              <w:rPr>
-                <w:b w:val="0"/>
-                <w:i w:val="0"/>
-                <w:sz w:val="19"/>
-              </w:rPr>
-              <w:t>Структурированные интервью</w:t>
-            </w:r>
-          </w:p>
-          <w:p>
-            <w:pPr>
-              <w:spacing w:after="40" w:before="0"/>
-            </w:pPr>
-            <w:r>
-              <w:rPr>
-                <w:b w:val="0"/>
-                <w:i w:val="0"/>
-                <w:sz w:val="19"/>
-              </w:rPr>
-              <w:t>Скоринговые карты и пороги</w:t>
-            </w:r>
-          </w:p>
-          <w:p>
-            <w:pPr>
-              <w:spacing w:after="40" w:before="0"/>
-            </w:pPr>
-            <w:r>
-              <w:rPr>
-                <w:b w:val="0"/>
-                <w:i w:val="0"/>
-                <w:sz w:val="19"/>
-              </w:rPr>
-              <w:t>Технический скрининг</w:t>
-            </w:r>
-          </w:p>
-          <w:p>
-            <w:pPr>
-              <w:spacing w:after="40" w:before="0"/>
-            </w:pPr>
-            <w:r>
-              <w:rPr>
-                <w:b w:val="0"/>
-                <w:i w:val="0"/>
-                <w:sz w:val="19"/>
-              </w:rPr>
-              <w:t>Метрики воронки</w:t>
-            </w:r>
-          </w:p>
-          <w:p>
-            <w:pPr>
-              <w:spacing w:after="40" w:before="0"/>
-            </w:pPr>
-            <w:r>
-              <w:rPr>
-                <w:b w:val="0"/>
-                <w:i w:val="0"/>
-                <w:sz w:val="19"/>
-              </w:rPr>
-              <w:t>Google Apps Script</w:t>
-            </w:r>
-          </w:p>
-          <w:p>
-            <w:pPr>
-              <w:spacing w:after="40" w:before="0"/>
-            </w:pPr>
-            <w:r>
-              <w:rPr>
-                <w:b w:val="0"/>
-                <w:i w:val="0"/>
-                <w:sz w:val="19"/>
-              </w:rPr>
-              <w:t>Notion, Google Workspace</w:t>
-            </w:r>
-          </w:p>
-          <w:p>
-            <w:pPr>
-              <w:spacing w:after="40" w:before="0"/>
-            </w:pPr>
-            <w:r>
-              <w:rPr>
-                <w:b w:val="0"/>
-                <w:i w:val="0"/>
-                <w:sz w:val="19"/>
-              </w:rPr>
-              <w:t>Telegram, LinkedIn, GitHub</w:t>
-            </w:r>
-          </w:p>
-          <w:p>
-            <w:pPr>
-              <w:spacing w:after="40" w:before="0"/>
-            </w:pPr>
-            <w:r>
-              <w:rPr>
-                <w:b w:val="0"/>
-                <w:i w:val="0"/>
-                <w:sz w:val="19"/>
-              </w:rPr>
-              <w:t>Онбординг и адаптация</w:t>
-            </w:r>
-          </w:p>
-          <w:p>
-            <w:pPr>
-              <w:spacing w:after="80" w:before="240"/>
-            </w:pPr>
-            <w:r>
-              <w:rPr>
-                <w:b/>
-                <w:i w:val="0"/>
-                <w:color w:val="1F4E5A"/>
-                <w:sz w:val="19"/>
-              </w:rPr>
-              <w:t>ЯЗЫКИ</w:t>
-            </w:r>
-          </w:p>
-          <w:p>
-            <w:pPr>
-              <w:spacing w:after="40" w:before="0"/>
-            </w:pPr>
-            <w:r>
-              <w:rPr>
-                <w:b w:val="0"/>
-                <w:i w:val="0"/>
-                <w:sz w:val="19"/>
-              </w:rPr>
-              <w:t>русский — родной</w:t>
-            </w:r>
-          </w:p>
-          <w:p>
-            <w:pPr>
-              <w:spacing w:after="40" w:before="0"/>
-            </w:pPr>
-            <w:r>
-              <w:rPr>
-                <w:b w:val="0"/>
-                <w:i w:val="0"/>
-                <w:sz w:val="19"/>
-              </w:rPr>
-              <w:t>английский — B1</w:t>
-            </w:r>
-          </w:p>
-        </w:tc>
-        <w:tc>
-          <w:tcPr>
-            <w:tcW w:type="dxa" w:w="7030"/>
-          </w:tcPr>
-          <w:p>
-            <w:r/>
-          </w:p>
-          <w:p>
-            <w:pPr>
-              <w:spacing w:after="100" w:before="260"/>
-            </w:pPr>
-            <w:r>
-              <w:rPr>
-                <w:b/>
-                <w:i w:val="0"/>
-                <w:color w:val="1F4E5A"/>
-                <w:sz w:val="26"/>
-              </w:rPr>
-              <w:t>Профиль</w:t>
-            </w:r>
-          </w:p>
-          <w:p>
-            <w:pPr>
-              <w:spacing w:after="40" w:before="0"/>
-            </w:pPr>
-            <w:r>
-              <w:rPr>
-                <w:b w:val="0"/>
-                <w:i w:val="0"/>
-                <w:sz w:val="19"/>
-              </w:rPr>
-              <w:t>Полтора года вела найм в инженерную команду блокчейн-проекта. Закрыла роль Rust Tech Lead: 107 анкет, около 35 технических интервью, три найма — тимлид и два разработчика уровня middle+, все офферы приняты. Построила процесс отбора с нуля: анкета, трёхэтапная воронка, скоринговая карта с порогом, стоп-сигналы. Технический бэкграунд — SQL, Python, чтение кода на Rust — позволяет оценивать тестовые задания и профиль кандидата на GitHub самостоятельно. До этого 5+ лет бизнес-ассистентом: операционка, коммуникации, онбординг.</w:t>
-            </w:r>
-          </w:p>
-          <w:p>
-            <w:pPr>
-              <w:spacing w:after="100" w:before="260"/>
-            </w:pPr>
-            <w:r>
-              <w:rPr>
-                <w:b/>
-                <w:i w:val="0"/>
-                <w:color w:val="1F4E5A"/>
-                <w:sz w:val="26"/>
-              </w:rPr>
-              <w:t>Опыт работы</w:t>
-            </w:r>
-          </w:p>
-          <w:p>
-            <w:pPr>
-              <w:spacing w:after="20" w:before="180"/>
-            </w:pPr>
-            <w:r>
-              <w:rPr>
-                <w:b/>
-                <w:i w:val="0"/>
-                <w:sz w:val="23"/>
-              </w:rPr>
-              <w:t>Рекрутинг и управление проектом</w:t>
-            </w:r>
-          </w:p>
-          <w:p>
-            <w:pPr>
-              <w:spacing w:after="60" w:before="0"/>
-            </w:pPr>
-            <w:r>
-              <w:rPr>
-                <w:b w:val="0"/>
-                <w:i w:val="0"/>
-                <w:color w:val="555555"/>
-                <w:sz w:val="19"/>
-              </w:rPr>
-              <w:t>BCH Labs, удалённо · март 2025 — сентябрь 2026</w:t>
-            </w:r>
-          </w:p>
-          <w:p>
-            <w:pPr>
-              <w:spacing w:after="80" w:before="0"/>
-            </w:pPr>
-            <w:r>
-              <w:rPr>
-                <w:b w:val="0"/>
-                <w:i/>
-                <w:color w:val="555555"/>
-                <w:sz w:val="19"/>
-              </w:rPr>
-              <w:t>Разработка алгоритмического торгового бота на блокчейне Solana. Команда до 5 человек: DevOps, ML-инженер, Rust-разработчики. Инженерные вакансии в узком стеке — Rust и блокчейн.</w:t>
-            </w:r>
-          </w:p>
-          <w:p>
-            <w:pPr>
-              <w:spacing w:after="20" w:before="120"/>
-            </w:pPr>
-            <w:r>
-              <w:rPr>
-                <w:b/>
-                <w:i w:val="0"/>
-                <w:sz w:val="19"/>
-              </w:rPr>
-              <w:t>Закрытие роли Rust Tech Lead.</w:t>
-            </w:r>
-          </w:p>
-          <w:p>
-            <w:pPr>
-              <w:spacing w:after="40" w:before="0"/>
-            </w:pPr>
-            <w:r>
-              <w:rPr>
-                <w:b w:val="0"/>
-                <w:i w:val="0"/>
-                <w:sz w:val="19"/>
-              </w:rPr>
-              <w:t>Описала профиль роли и вакансию вместе с основателем. Собрала анкету кандидата на 13 вопросов и развернула её как Google Form кодом через Apps Script. Спроектировала трёхэтапную воронку: анкета, лайфкодинг, тестовое задание. Провела около 35 технических интервью первого этапа, порядка 23 часов звонков.</w:t>
-            </w:r>
-          </w:p>
-          <w:p>
-            <w:pPr>
-              <w:spacing w:after="20" w:before="120"/>
-            </w:pPr>
-            <w:r>
-              <w:rPr>
-                <w:b/>
-                <w:i w:val="0"/>
-                <w:sz w:val="19"/>
-              </w:rPr>
-              <w:t>Воронка и конверсии.</w:t>
-            </w:r>
-          </w:p>
-          <w:p>
-            <w:pPr>
-              <w:spacing w:after="40" w:before="0"/>
-            </w:pPr>
-            <w:r>
-              <w:rPr>
-                <w:b w:val="0"/>
-                <w:i w:val="0"/>
-                <w:sz w:val="19"/>
-              </w:rPr>
-              <w:t>107 заполненных анкет → 35 лайфкодинг-интервью (33%) → 9 на втором этапе (26%) → 3 на тестовом (33%) → 3 найма (100%). На одного нанятого — 36 анкет и 12 интервью. Результат: собрала ядро команды — тимлид Rust-разработчиков и два разработчика уровня middle+, все трое приняли оффер.</w:t>
-            </w:r>
-          </w:p>
-          <w:p>
-            <w:pPr>
-              <w:spacing w:after="20" w:before="120"/>
-            </w:pPr>
-            <w:r>
-              <w:rPr>
-                <w:b/>
-                <w:i w:val="0"/>
-                <w:sz w:val="19"/>
-              </w:rPr>
-              <w:t>Процесс отбора и оценка.</w:t>
-            </w:r>
-          </w:p>
-          <w:p>
-            <w:pPr>
-              <w:spacing w:after="40" w:before="0"/>
-            </w:pPr>
-            <w:r>
-              <w:rPr>
-                <w:b w:val="0"/>
-                <w:i w:val="0"/>
-                <w:sz w:val="19"/>
-              </w:rPr>
-              <w:t>Сценарий первого этапа: лайфкодинг на 40 минут с таймингом по блокам и целью увидеть, как человек рассуждает, а не только решил ли задачу. Оценочная карта на 100 баллов из шести блоков, заполняется во время звонка. Порог решения: 65 и выше — дальше, 45–64 — обсуждаем, ниже 45 — не проходит, плюс список стоп-сигналов для прерывания интервью.</w:t>
-            </w:r>
-          </w:p>
-          <w:p>
-            <w:pPr>
-              <w:spacing w:after="20" w:before="120"/>
-            </w:pPr>
-            <w:r>
-              <w:rPr>
-                <w:b/>
-                <w:i w:val="0"/>
-                <w:sz w:val="19"/>
-              </w:rPr>
-              <w:t>Вторая роль и управленческое интервью.</w:t>
-            </w:r>
-          </w:p>
-          <w:p>
-            <w:pPr>
-              <w:spacing w:after="40" w:before="0"/>
-            </w:pPr>
-            <w:r>
-              <w:rPr>
-                <w:b w:val="0"/>
-                <w:i w:val="0"/>
-                <w:sz w:val="19"/>
-              </w:rPr>
-              <w:t>Для ML Engineer (Trading) составила анкету: 15 вопросов в форме и полная спецификация на 41 вопрос в 8 блоках. Для интервью проджект-менеджера подготовила структуру из пяти блоков с таймингом и карту ожидаемых ответов — отделить реальную ответственность от формулировок резюме.</w:t>
-            </w:r>
-          </w:p>
-          <w:p>
-            <w:pPr>
-              <w:spacing w:after="20" w:before="120"/>
-            </w:pPr>
-            <w:r>
-              <w:rPr>
-                <w:b/>
-                <w:i w:val="0"/>
-                <w:sz w:val="19"/>
-              </w:rPr>
-              <w:t>Технический скрининг.</w:t>
-            </w:r>
-          </w:p>
-          <w:p>
-            <w:pPr>
-              <w:spacing w:after="40" w:before="0"/>
-            </w:pPr>
-            <w:r>
-              <w:rPr>
-                <w:b w:val="0"/>
-                <w:i w:val="0"/>
-                <w:sz w:val="19"/>
-              </w:rPr>
-              <w:t>Читала код на Rust, SQL и Python, работала с данными проекта и дашбордами — оценивала тестовые задания и профиль кандидата на GitHub сама, без подключения инженеров на первый этап.</w:t>
-            </w:r>
-          </w:p>
-          <w:p>
-            <w:pPr>
-              <w:spacing w:after="20" w:before="120"/>
-            </w:pPr>
-            <w:r>
-              <w:rPr>
-                <w:b/>
-                <w:i w:val="0"/>
-                <w:sz w:val="19"/>
-              </w:rPr>
-              <w:t>Онбординг и команда.</w:t>
-            </w:r>
-          </w:p>
-          <w:p>
-            <w:pPr>
-              <w:spacing w:after="40" w:before="0"/>
-            </w:pPr>
-            <w:r>
-              <w:rPr>
-                <w:b w:val="0"/>
-                <w:i w:val="0"/>
-                <w:sz w:val="19"/>
-              </w:rPr>
-              <w:t>Вводила новых сотрудников в работу, отвечала за адаптацию и договорённости внутри команды. Параллельно вела проект: недельные спринты, ежедневные созвоны, статус для основателя.</w:t>
-            </w:r>
-          </w:p>
-          <w:p>
-            <w:pPr>
-              <w:spacing w:after="20" w:before="180"/>
-            </w:pPr>
-            <w:r>
-              <w:rPr>
-                <w:b/>
-                <w:i w:val="0"/>
-                <w:sz w:val="23"/>
-              </w:rPr>
-              <w:t>Бизнес-ассистент основателя</w:t>
-            </w:r>
-          </w:p>
-          <w:p>
-            <w:pPr>
-              <w:spacing w:after="60" w:before="0"/>
-            </w:pPr>
-            <w:r>
-              <w:rPr>
-                <w:b w:val="0"/>
-                <w:i w:val="0"/>
-                <w:color w:val="555555"/>
-                <w:sz w:val="19"/>
-              </w:rPr>
-              <w:t>ETICO.BY, студия премиального ремонта, Минск · 2023 — 2025</w:t>
-            </w:r>
-          </w:p>
-          <w:p>
-            <w:pPr>
-              <w:spacing w:after="80" w:before="0"/>
-            </w:pPr>
-            <w:r>
-              <w:rPr>
-                <w:b w:val="0"/>
-                <w:i/>
-                <w:color w:val="555555"/>
-                <w:sz w:val="19"/>
-              </w:rPr>
-              <w:t>Нанимала рабочих и подбирала бригады под объём работ, проверка шла по факту выполненной работы на объекте. Коммуникация с клиентами и мастерами, сметы, снабжение, платежи и документы.</w:t>
-            </w:r>
-          </w:p>
-          <w:p>
-            <w:pPr>
-              <w:spacing w:after="20" w:before="180"/>
-            </w:pPr>
-            <w:r>
-              <w:rPr>
-                <w:b/>
-                <w:i w:val="0"/>
-                <w:sz w:val="23"/>
-              </w:rPr>
-              <w:t>Ассистент руководителя</w:t>
-            </w:r>
-          </w:p>
-          <w:p>
-            <w:pPr>
-              <w:spacing w:after="60" w:before="0"/>
-            </w:pPr>
-            <w:r>
-              <w:rPr>
-                <w:b w:val="0"/>
-                <w:i w:val="0"/>
-                <w:color w:val="555555"/>
-                <w:sz w:val="19"/>
-              </w:rPr>
-              <w:t>онлайн-школа CT-EXPRESS, инфобизнес, психологические группы · 2017 — 2025</w:t>
-            </w:r>
-          </w:p>
-          <w:p>
-            <w:pPr>
-              <w:spacing w:after="80" w:before="0"/>
-            </w:pPr>
-            <w:r>
-              <w:rPr>
-                <w:b w:val="0"/>
-                <w:i/>
-                <w:color w:val="555555"/>
-                <w:sz w:val="19"/>
-              </w:rPr>
-              <w:t>Учебные группы и потоки, коммуникации с участниками, материалы, оплаты и адаптация новых участников. GetCourse, Zoom, ведение Instagram проекта.</w:t>
-            </w:r>
-          </w:p>
-          <w:p>
-            <w:pPr>
-              <w:spacing w:after="100" w:before="260"/>
-            </w:pPr>
-            <w:r>
-              <w:rPr>
-                <w:b/>
-                <w:i w:val="0"/>
-                <w:color w:val="1F4E5A"/>
-                <w:sz w:val="26"/>
-              </w:rPr>
-              <w:t>Образование</w:t>
-            </w:r>
-          </w:p>
-          <w:p>
-            <w:pPr>
-              <w:spacing w:after="20" w:before="0"/>
-            </w:pPr>
-            <w:r>
-              <w:rPr>
-                <w:b/>
-                <w:i w:val="0"/>
-                <w:sz w:val="21"/>
-              </w:rPr>
-              <w:t>Магистр географических наук: картография, геодезия и ГИС</w:t>
-            </w:r>
-          </w:p>
-          <w:p>
-            <w:pPr>
-              <w:spacing w:after="40" w:before="0"/>
-            </w:pPr>
-            <w:r>
-              <w:rPr>
-                <w:b w:val="0"/>
-                <w:i w:val="0"/>
-                <w:color w:val="555555"/>
-                <w:sz w:val="19"/>
-              </w:rPr>
-              <w:t>Белорусский государственный университет, Минск · 2017 — 2023</w:t>
-            </w:r>
-          </w:p>
-          <w:p>
-            <w:pPr>
-              <w:spacing w:after="40" w:before="0"/>
-            </w:pPr>
-            <w:r>
-              <w:rPr>
-                <w:b w:val="0"/>
-                <w:i w:val="0"/>
-                <w:sz w:val="19"/>
-              </w:rPr>
-              <w:t>Факультет географии и геоинформатики, кафедра геодезии и космоаэрокартографии. Картографо-геодезическая деятельность, специалист. Преподавала картографические дисциплины на факультете.</w:t>
-            </w:r>
-          </w:p>
-          <w:p>
-            <w:pPr>
-              <w:spacing w:after="100" w:before="260"/>
-            </w:pPr>
-            <w:r>
-              <w:rPr>
-                <w:b/>
-                <w:i w:val="0"/>
-                <w:color w:val="1F4E5A"/>
-                <w:sz w:val="26"/>
-              </w:rPr>
-              <w:t>Курсы</w:t>
-            </w:r>
-          </w:p>
-          <w:p>
-            <w:pPr>
-              <w:spacing w:after="20" w:before="0"/>
-            </w:pPr>
-            <w:r>
-              <w:rPr>
-                <w:b/>
-                <w:i w:val="0"/>
-                <w:sz w:val="21"/>
-              </w:rPr>
-              <w:t>Аналитик данных с нуля — Образовательный центр BELHARD, 2026</w:t>
-            </w:r>
-          </w:p>
-          <w:p>
-            <w:pPr>
-              <w:spacing w:after="40" w:before="0"/>
-            </w:pPr>
-            <w:r>
-              <w:rPr>
-                <w:b w:val="0"/>
-                <w:i w:val="0"/>
-                <w:color w:val="555555"/>
-                <w:sz w:val="19"/>
-              </w:rPr>
-              <w:t>12 занятий, онлайн, сертификат об окончании.</w:t>
-            </w:r>
-          </w:p>
-          <w:p>
-            <w:pPr>
-              <w:spacing w:after="40" w:before="0"/>
-            </w:pPr>
-            <w:r>
-              <w:rPr>
-                <w:b w:val="0"/>
-                <w:i w:val="0"/>
-                <w:sz w:val="19"/>
-              </w:rPr>
-              <w:t>SQL: JOIN всех типов, GROUP BY и агрегации, HAVING, подзапросы и CTE, оконные функции, расчёт retention и скользящих средних. Статистика, проверка гипотез и A/B-тесты. Python для обработки, анализа и визуализации. Дашборды в BI-системах, ИИ в аналитических задачах.</w:t>
-            </w:r>
-          </w:p>
-        </w:tc>
-      </w:tr>
-    </w:tbl>
+    <w:p>
+      <w:pPr>
+        <w:spacing w:after="0" w:before="0"/>
+      </w:pPr>
+      <w:r>
+        <w:rPr>
+          <w:b w:val="0"/>
+          <w:i w:val="0"/>
+          <w:sz w:val="18"/>
+        </w:rPr>
+        <w:t>rozzhalovetsolga.github.io/portfolio · github.com/rozzhalovetsolga · linkedin.com/in/olga-rozzhalovets52967a2a3</w:t>
+      </w:r>
+    </w:p>
+    <w:p>
+      <w:pPr>
+        <w:spacing w:after="40" w:before="0"/>
+      </w:pPr>
+      <w:r>
+        <w:rPr>
+          <w:b w:val="0"/>
+          <w:i w:val="0"/>
+          <w:sz w:val="18"/>
+        </w:rPr>
+        <w:t>Английский: B1 (Intermediate) по CEFR</w:t>
+      </w:r>
+    </w:p>
+    <w:p>
+      <w:pPr>
+        <w:spacing w:after="60" w:before="0"/>
+      </w:pPr>
+      <w:r>
+        <w:rPr>
+          <w:b/>
+          <w:i w:val="0"/>
+          <w:sz w:val="22"/>
+        </w:rPr>
+        <w:t>IT-рекрутер · Technical Recruiter</w:t>
+      </w:r>
+    </w:p>
+    <w:p>
+      <w:pPr>
+        <w:spacing w:after="20" w:before="140"/>
+      </w:pPr>
+      <w:r>
+        <w:rPr>
+          <w:b/>
+          <w:i w:val="0"/>
+          <w:sz w:val="22"/>
+        </w:rPr>
+        <w:t>Опыт работы (общий стаж: 5 лет 6 месяцев, из них в найме 1,5 года)</w:t>
+      </w:r>
+    </w:p>
+    <w:p>
+      <w:pPr>
+        <w:spacing w:after="0" w:before="120"/>
+      </w:pPr>
+      <w:r>
+        <w:rPr>
+          <w:b w:val="0"/>
+          <w:sz w:val="18"/>
+        </w:rPr>
+        <w:t xml:space="preserve">03.2025 — 09.2026 | </w:t>
+      </w:r>
+      <w:r>
+        <w:rPr>
+          <w:b/>
+          <w:sz w:val="18"/>
+        </w:rPr>
+        <w:t>Рекрутинг и управление проектом</w:t>
+      </w:r>
+      <w:r>
+        <w:rPr>
+          <w:b/>
+          <w:sz w:val="18"/>
+        </w:rPr>
+        <w:t>, BCH Labs, удалённо</w:t>
+      </w:r>
+    </w:p>
+    <w:p>
+      <w:pPr>
+        <w:spacing w:after="20" w:before="0"/>
+      </w:pPr>
+      <w:r>
+        <w:rPr>
+          <w:b w:val="0"/>
+          <w:i/>
+          <w:color w:val="505050"/>
+          <w:sz w:val="18"/>
+        </w:rPr>
+        <w:t>Разработка алгоритмического торгового бота на блокчейне Solana. Инженерные вакансии в узком стеке — Rust и блокчейн. Команда до 5 человек: DevOps, ML-инженер, Rust-разработчики.</w:t>
+      </w:r>
+    </w:p>
+    <w:p>
+      <w:pPr>
+        <w:spacing w:after="0" w:before="0"/>
+      </w:pPr>
+      <w:r>
+        <w:rPr>
+          <w:b/>
+          <w:i w:val="0"/>
+          <w:sz w:val="18"/>
+        </w:rPr>
+        <w:t>Ключевые проекты:</w:t>
+      </w:r>
+    </w:p>
+    <w:p>
+      <w:pPr>
+        <w:spacing w:after="0" w:before="60"/>
+      </w:pPr>
+      <w:r>
+        <w:rPr>
+          <w:b/>
+          <w:i w:val="0"/>
+          <w:sz w:val="18"/>
+        </w:rPr>
+        <w:t>Закрытие роли Rust Tech Lead (2025—2026)</w:t>
+      </w:r>
+    </w:p>
+    <w:p>
+      <w:pPr>
+        <w:spacing w:after="20" w:before="0"/>
+      </w:pPr>
+      <w:r>
+        <w:rPr>
+          <w:b w:val="0"/>
+          <w:i/>
+          <w:color w:val="505050"/>
+          <w:sz w:val="18"/>
+        </w:rPr>
+        <w:t>Найти лида на редкий стек, где кандидатов на рынке единицы.</w:t>
+      </w:r>
+    </w:p>
+    <w:p>
+      <w:pPr>
+        <w:spacing w:after="0"/>
+        <w:ind w:left="283" w:hanging="159"/>
+      </w:pPr>
+      <w:r>
+        <w:rPr>
+          <w:sz w:val="18"/>
+        </w:rPr>
+        <w:t>— Описала профиль роли и вакансию вместе с основателем, разобрав, какая ответственность действительно нужна</w:t>
+      </w:r>
+    </w:p>
+    <w:p>
+      <w:pPr>
+        <w:spacing w:after="0"/>
+        <w:ind w:left="283" w:hanging="159"/>
+      </w:pPr>
+      <w:r>
+        <w:rPr>
+          <w:sz w:val="18"/>
+        </w:rPr>
+        <w:t>— Собрала анкету кандидата на 13 вопросов и развернула её как Google Form кодом через Apps Script</w:t>
+      </w:r>
+    </w:p>
+    <w:p>
+      <w:pPr>
+        <w:spacing w:after="0"/>
+        <w:ind w:left="283" w:hanging="159"/>
+      </w:pPr>
+      <w:r>
+        <w:rPr>
+          <w:sz w:val="18"/>
+        </w:rPr>
+        <w:t>— Спроектировала трёхэтапную воронку: анкета, лайфкодинг, тестовое задание; провела около 35 интервью первого этапа (~23 часа звонков)</w:t>
+      </w:r>
+    </w:p>
+    <w:p>
+      <w:pPr>
+        <w:spacing w:after="0"/>
+        <w:ind w:left="283" w:hanging="159"/>
+      </w:pPr>
+      <w:r>
+        <w:rPr>
+          <w:sz w:val="18"/>
+        </w:rPr>
+        <w:t>— Воронка: 107 анкет → 35 интервью (33%) → 9 на втором этапе (26%) → 3 на тестовом (33%) → 3 найма (100%); 36 анкет на одного нанятого</w:t>
+      </w:r>
+    </w:p>
+    <w:p>
+      <w:pPr>
+        <w:spacing w:after="20"/>
+        <w:ind w:left="283" w:hanging="159"/>
+      </w:pPr>
+      <w:r>
+        <w:rPr>
+          <w:b/>
+          <w:sz w:val="18"/>
+        </w:rPr>
+        <w:t xml:space="preserve">— Результат: </w:t>
+      </w:r>
+      <w:r>
+        <w:rPr>
+          <w:sz w:val="18"/>
+        </w:rPr>
+        <w:t>собрала ядро команды — тимлид Rust-разработчиков и два разработчика уровня middle+; все трое приняли оффер</w:t>
+      </w:r>
+    </w:p>
+    <w:p>
+      <w:pPr>
+        <w:spacing w:after="0" w:before="60"/>
+      </w:pPr>
+      <w:r>
+        <w:rPr>
+          <w:b/>
+          <w:i w:val="0"/>
+          <w:sz w:val="18"/>
+        </w:rPr>
+        <w:t>Процесс отбора и оценка кандидатов (2025—2026)</w:t>
+      </w:r>
+    </w:p>
+    <w:p>
+      <w:pPr>
+        <w:spacing w:after="20" w:before="0"/>
+      </w:pPr>
+      <w:r>
+        <w:rPr>
+          <w:b w:val="0"/>
+          <w:i/>
+          <w:color w:val="505050"/>
+          <w:sz w:val="18"/>
+        </w:rPr>
+        <w:t>Сделать решение воспроизводимым, а не зависящим от впечатления интервьюера.</w:t>
+      </w:r>
+    </w:p>
+    <w:p>
+      <w:pPr>
+        <w:spacing w:after="0"/>
+        <w:ind w:left="283" w:hanging="159"/>
+      </w:pPr>
+      <w:r>
+        <w:rPr>
+          <w:sz w:val="18"/>
+        </w:rPr>
+        <w:t>— Написала сценарий лайфкодинга на 40 минут с таймингом по блокам и целью увидеть, как кандидат рассуждает</w:t>
+      </w:r>
+    </w:p>
+    <w:p>
+      <w:pPr>
+        <w:spacing w:after="0"/>
+        <w:ind w:left="283" w:hanging="159"/>
+      </w:pPr>
+      <w:r>
+        <w:rPr>
+          <w:sz w:val="18"/>
+        </w:rPr>
+        <w:t>— Сделала оценочную карту на 100 баллов из шести блоков, заполняется во время звонка</w:t>
+      </w:r>
+    </w:p>
+    <w:p>
+      <w:pPr>
+        <w:spacing w:after="0"/>
+        <w:ind w:left="283" w:hanging="159"/>
+      </w:pPr>
+      <w:r>
+        <w:rPr>
+          <w:sz w:val="18"/>
+        </w:rPr>
+        <w:t>— Задала пороги решения: 65+ — дальше, 45–64 — обсуждаем, ниже 45 — отказ; плюс список стоп-сигналов для прерывания интервью</w:t>
+      </w:r>
+    </w:p>
+    <w:p>
+      <w:pPr>
+        <w:spacing w:after="0"/>
+        <w:ind w:left="283" w:hanging="159"/>
+      </w:pPr>
+      <w:r>
+        <w:rPr>
+          <w:sz w:val="18"/>
+        </w:rPr>
+        <w:t>— Для роли ML Engineer составила анкету: 15 вопросов в форме и спецификацию на 41 вопрос в 8 блоках</w:t>
+      </w:r>
+    </w:p>
+    <w:p>
+      <w:pPr>
+        <w:spacing w:after="20"/>
+        <w:ind w:left="283" w:hanging="159"/>
+      </w:pPr>
+      <w:r>
+        <w:rPr>
+          <w:b/>
+          <w:sz w:val="18"/>
+        </w:rPr>
+        <w:t xml:space="preserve">— Результат: </w:t>
+      </w:r>
+      <w:r>
+        <w:rPr>
+          <w:sz w:val="18"/>
+        </w:rPr>
+        <w:t>процесс воспроизводим: любой интервьюер получает одинаковую шкалу и одинаковые критерии отказа</w:t>
+      </w:r>
+    </w:p>
+    <w:p>
+      <w:pPr>
+        <w:spacing w:after="0" w:before="60"/>
+      </w:pPr>
+      <w:r>
+        <w:rPr>
+          <w:b/>
+          <w:i w:val="0"/>
+          <w:sz w:val="18"/>
+        </w:rPr>
+        <w:t>Технический скрининг и онбординг (2025—2026)</w:t>
+      </w:r>
+    </w:p>
+    <w:p>
+      <w:pPr>
+        <w:spacing w:after="20" w:before="0"/>
+      </w:pPr>
+      <w:r>
+        <w:rPr>
+          <w:b w:val="0"/>
+          <w:i/>
+          <w:color w:val="505050"/>
+          <w:sz w:val="18"/>
+        </w:rPr>
+        <w:t>Оценивать инженеров без подключения разработчиков на первый этап.</w:t>
+      </w:r>
+    </w:p>
+    <w:p>
+      <w:pPr>
+        <w:spacing w:after="0"/>
+        <w:ind w:left="283" w:hanging="159"/>
+      </w:pPr>
+      <w:r>
+        <w:rPr>
+          <w:sz w:val="18"/>
+        </w:rPr>
+        <w:t>— Читала код на Rust, SQL и Python, работала с данными проекта и дашбордами — сама оценивала тестовые задания и профили на GitHub</w:t>
+      </w:r>
+    </w:p>
+    <w:p>
+      <w:pPr>
+        <w:spacing w:after="0"/>
+        <w:ind w:left="283" w:hanging="159"/>
+      </w:pPr>
+      <w:r>
+        <w:rPr>
+          <w:sz w:val="18"/>
+        </w:rPr>
+        <w:t>— Подготовила интервью на управленческую роль: пять блоков с таймингом и карта ответов — отделить ответственность от формулировок резюме</w:t>
+      </w:r>
+    </w:p>
+    <w:p>
+      <w:pPr>
+        <w:spacing w:after="0"/>
+        <w:ind w:left="283" w:hanging="159"/>
+      </w:pPr>
+      <w:r>
+        <w:rPr>
+          <w:sz w:val="18"/>
+        </w:rPr>
+        <w:t>— Вводила новых сотрудников в работу, отвечала за адаптацию и договорённости внутри команды</w:t>
+      </w:r>
+    </w:p>
+    <w:p>
+      <w:pPr>
+        <w:spacing w:after="20"/>
+        <w:ind w:left="283" w:hanging="159"/>
+      </w:pPr>
+      <w:r>
+        <w:rPr>
+          <w:b/>
+          <w:sz w:val="18"/>
+        </w:rPr>
+        <w:t xml:space="preserve">— Результат: </w:t>
+      </w:r>
+      <w:r>
+        <w:rPr>
+          <w:sz w:val="18"/>
+        </w:rPr>
+        <w:t>первый этап закрывался силами рекрутёра, инженеры подключались только к финалистам</w:t>
+      </w:r>
+    </w:p>
+    <w:p>
+      <w:pPr>
+        <w:spacing w:after="0" w:before="120"/>
+      </w:pPr>
+      <w:r>
+        <w:rPr>
+          <w:b w:val="0"/>
+          <w:sz w:val="18"/>
+        </w:rPr>
+        <w:t xml:space="preserve">2023 — 2025 | </w:t>
+      </w:r>
+      <w:r>
+        <w:rPr>
+          <w:b/>
+          <w:sz w:val="18"/>
+        </w:rPr>
+        <w:t>Бизнес-ассистент основателя</w:t>
+      </w:r>
+      <w:r>
+        <w:rPr>
+          <w:b/>
+          <w:sz w:val="18"/>
+        </w:rPr>
+        <w:t>, ETICO.BY, студия премиального ремонта, Минск</w:t>
+      </w:r>
+    </w:p>
+    <w:p>
+      <w:pPr>
+        <w:spacing w:after="20" w:before="0"/>
+      </w:pPr>
+      <w:r>
+        <w:rPr>
+          <w:b w:val="0"/>
+          <w:i/>
+          <w:color w:val="505050"/>
+          <w:sz w:val="18"/>
+        </w:rPr>
+        <w:t>Офлайн-подбор: найм рабочих и подбор бригад под объём работ, до 5 объектов одновременно.</w:t>
+      </w:r>
+    </w:p>
+    <w:p>
+      <w:pPr>
+        <w:spacing w:after="0"/>
+        <w:ind w:left="283" w:hanging="159"/>
+      </w:pPr>
+      <w:r>
+        <w:rPr>
+          <w:sz w:val="18"/>
+        </w:rPr>
+        <w:t>— Проверяла кандидатов по факту выполненной работы на объекте; вела коммуникацию с клиентами студии и мастерами</w:t>
+      </w:r>
+    </w:p>
+    <w:p>
+      <w:pPr>
+        <w:spacing w:after="0" w:before="120"/>
+      </w:pPr>
+      <w:r>
+        <w:rPr>
+          <w:b w:val="0"/>
+          <w:sz w:val="18"/>
+        </w:rPr>
+        <w:t xml:space="preserve">2017 — 2025 | </w:t>
+      </w:r>
+      <w:r>
+        <w:rPr>
+          <w:b/>
+          <w:sz w:val="18"/>
+        </w:rPr>
+        <w:t>Ассистент руководителя</w:t>
+      </w:r>
+      <w:r>
+        <w:rPr>
+          <w:b/>
+          <w:sz w:val="18"/>
+        </w:rPr>
+        <w:t>, онлайн-школа CT-EXPRESS, инфобизнес, психологические группы, Минск</w:t>
+      </w:r>
+    </w:p>
+    <w:p>
+      <w:pPr>
+        <w:spacing w:after="20" w:before="0"/>
+      </w:pPr>
+      <w:r>
+        <w:rPr>
+          <w:b w:val="0"/>
+          <w:i/>
+          <w:color w:val="505050"/>
+          <w:sz w:val="18"/>
+        </w:rPr>
+        <w:t>Учебные группы и потоки, коммуникации с участниками, материалы, оплаты, адаптация новых участников.</w:t>
+      </w:r>
+    </w:p>
+    <w:p>
+      <w:pPr>
+        <w:spacing w:after="0"/>
+        <w:ind w:left="283" w:hanging="159"/>
+      </w:pPr>
+      <w:r>
+        <w:rPr>
+          <w:sz w:val="18"/>
+        </w:rPr>
+        <w:t>— GetCourse и Zoom, ведение Instagram проекта; школа выросла с одного предмета до трёх</w:t>
+      </w:r>
+    </w:p>
+    <w:p>
+      <w:pPr>
+        <w:spacing w:after="20" w:before="140"/>
+      </w:pPr>
+      <w:r>
+        <w:rPr>
+          <w:b/>
+          <w:i w:val="0"/>
+          <w:sz w:val="22"/>
+        </w:rPr>
+        <w:t>Образование</w:t>
+      </w:r>
+    </w:p>
+    <w:p>
+      <w:pPr>
+        <w:spacing w:after="0" w:before="0"/>
+      </w:pPr>
+      <w:r>
+        <w:rPr>
+          <w:b w:val="0"/>
+          <w:sz w:val="18"/>
+        </w:rPr>
+        <w:t xml:space="preserve">2017 — 2023 | </w:t>
+      </w:r>
+      <w:r>
+        <w:rPr>
+          <w:b/>
+          <w:sz w:val="18"/>
+        </w:rPr>
+        <w:t>Белорусский государственный университет, Минск</w:t>
+      </w:r>
+    </w:p>
+    <w:p>
+      <w:pPr>
+        <w:spacing w:after="0" w:before="0"/>
+      </w:pPr>
+      <w:r>
+        <w:rPr>
+          <w:b w:val="0"/>
+          <w:i w:val="0"/>
+          <w:sz w:val="18"/>
+        </w:rPr>
+        <w:t>Факультет географии и геоинформатики, кафедра геодезии и космоаэрокартографии</w:t>
+      </w:r>
+    </w:p>
+    <w:p>
+      <w:pPr>
+        <w:spacing w:after="20" w:before="0"/>
+      </w:pPr>
+      <w:r>
+        <w:rPr>
+          <w:b w:val="0"/>
+          <w:i w:val="0"/>
+          <w:sz w:val="18"/>
+        </w:rPr>
+        <w:t>Направление: картографо-геодезическая деятельность, специалист; магистр географических наук</w:t>
+      </w:r>
+    </w:p>
+    <w:p>
+      <w:pPr>
+        <w:spacing w:after="0" w:before="0"/>
+      </w:pPr>
+      <w:r>
+        <w:rPr>
+          <w:b w:val="0"/>
+          <w:sz w:val="18"/>
+        </w:rPr>
+        <w:t xml:space="preserve">2026 | </w:t>
+      </w:r>
+      <w:r>
+        <w:rPr>
+          <w:b/>
+          <w:sz w:val="18"/>
+        </w:rPr>
+        <w:t>Образовательный центр BELHARD</w:t>
+      </w:r>
+      <w:r>
+        <w:rPr>
+          <w:b w:val="0"/>
+          <w:sz w:val="18"/>
+        </w:rPr>
+        <w:t xml:space="preserve"> — «Аналитик данных с нуля»: SQL и оконные функции, статистика и A/B-тесты, Python, BI-дашборды</w:t>
+      </w:r>
+    </w:p>
+    <w:p>
+      <w:pPr>
+        <w:spacing w:after="20" w:before="140"/>
+      </w:pPr>
+      <w:r>
+        <w:rPr>
+          <w:b/>
+          <w:i w:val="0"/>
+          <w:sz w:val="22"/>
+        </w:rPr>
+        <w:t>Профессиональные сертификаты</w:t>
+      </w:r>
+    </w:p>
+    <w:p>
+      <w:pPr>
+        <w:spacing w:after="0" w:before="0"/>
+      </w:pPr>
+      <w:r>
+        <w:rPr>
+          <w:b w:val="0"/>
+          <w:i w:val="0"/>
+          <w:sz w:val="18"/>
+        </w:rPr>
+        <w:t>2026 | Сертификат об окончании курса «Аналитик данных с нуля», Образовательный центр BELHARD</w:t>
+      </w:r>
+    </w:p>
+    <w:p>
+      <w:pPr>
+        <w:spacing w:after="20" w:before="140"/>
+      </w:pPr>
+      <w:r>
+        <w:rPr>
+          <w:b/>
+          <w:i w:val="0"/>
+          <w:sz w:val="22"/>
+        </w:rPr>
+        <w:t>Навыки</w:t>
+      </w:r>
+    </w:p>
+    <w:p>
+      <w:pPr>
+        <w:spacing w:after="0" w:before="0"/>
+      </w:pPr>
+      <w:r>
+        <w:rPr>
+          <w:b/>
+          <w:sz w:val="18"/>
+        </w:rPr>
+        <w:t xml:space="preserve">Полный цикл подбора: </w:t>
+      </w:r>
+      <w:r>
+        <w:rPr>
+          <w:b w:val="0"/>
+          <w:sz w:val="18"/>
+        </w:rPr>
+        <w:t>профиль роли и текст вакансии, анкета, скрининг, интервью, тестовое, оффер, онбординг</w:t>
+      </w:r>
+    </w:p>
+    <w:p>
+      <w:pPr>
+        <w:spacing w:after="0" w:before="0"/>
+      </w:pPr>
+      <w:r>
+        <w:rPr>
+          <w:b/>
+          <w:sz w:val="18"/>
+        </w:rPr>
+        <w:t xml:space="preserve">Технический скрининг: </w:t>
+      </w:r>
+      <w:r>
+        <w:rPr>
+          <w:b w:val="0"/>
+          <w:sz w:val="18"/>
+        </w:rPr>
+        <w:t>чтение кода на Rust, SQL и Python; оценка тестовых заданий и профиля на GitHub</w:t>
+      </w:r>
+    </w:p>
+    <w:p>
+      <w:pPr>
+        <w:spacing w:after="0" w:before="0"/>
+      </w:pPr>
+      <w:r>
+        <w:rPr>
+          <w:b/>
+          <w:sz w:val="18"/>
+        </w:rPr>
+        <w:t xml:space="preserve">Структурированное интервью: </w:t>
+      </w:r>
+      <w:r>
+        <w:rPr>
+          <w:b w:val="0"/>
+          <w:sz w:val="18"/>
+        </w:rPr>
+        <w:t>сценарии с таймингом, скоринговые карты, пороги, стоп-сигналы, калибровка решений</w:t>
+      </w:r>
+    </w:p>
+    <w:p>
+      <w:pPr>
+        <w:spacing w:after="0" w:before="0"/>
+      </w:pPr>
+      <w:r>
+        <w:rPr>
+          <w:b/>
+          <w:sz w:val="18"/>
+        </w:rPr>
+        <w:t xml:space="preserve">Метрики воронки: </w:t>
+      </w:r>
+      <w:r>
+        <w:rPr>
+          <w:b w:val="0"/>
+          <w:sz w:val="18"/>
+        </w:rPr>
+        <w:t>конверсии по этапам, анкеты и интервью на найм, доля принятых офферов, нагрузка в часах</w:t>
+      </w:r>
+    </w:p>
+    <w:p>
+      <w:pPr>
+        <w:spacing w:after="0" w:before="0"/>
+      </w:pPr>
+      <w:r>
+        <w:rPr>
+          <w:b/>
+          <w:sz w:val="18"/>
+        </w:rPr>
+        <w:t xml:space="preserve">Автоматизация: </w:t>
+      </w:r>
+      <w:r>
+        <w:rPr>
+          <w:b w:val="0"/>
+          <w:sz w:val="18"/>
+        </w:rPr>
+        <w:t>Google Apps Script — формы кандидатов кодом; Notion — база и документация; Google Workspace</w:t>
+      </w:r>
+    </w:p>
+    <w:p>
+      <w:pPr>
+        <w:spacing w:after="0" w:before="0"/>
+      </w:pPr>
+      <w:r>
+        <w:rPr>
+          <w:b/>
+          <w:sz w:val="18"/>
+        </w:rPr>
+        <w:t xml:space="preserve">Каналы: </w:t>
+      </w:r>
+      <w:r>
+        <w:rPr>
+          <w:b w:val="0"/>
+          <w:sz w:val="18"/>
+        </w:rPr>
+        <w:t>Telegram-комьюнити, LinkedIn, GitHub, рекомендации, поток входящих анкет</w:t>
+      </w:r>
+    </w:p>
+    <w:p>
+      <w:pPr>
+        <w:spacing w:after="0" w:before="0"/>
+      </w:pPr>
+      <w:r>
+        <w:rPr>
+          <w:b/>
+          <w:sz w:val="18"/>
+        </w:rPr>
+        <w:t xml:space="preserve">Домены: </w:t>
+      </w:r>
+      <w:r>
+        <w:rPr>
+          <w:b w:val="0"/>
+          <w:sz w:val="18"/>
+        </w:rPr>
+        <w:t>блокчейн и Solana, ML и трейдинг, аналитика данных, онлайн-образование</w:t>
+      </w:r>
+    </w:p>
+    <w:p>
+      <w:pPr>
+        <w:spacing w:after="0" w:before="0"/>
+      </w:pPr>
+      <w:r>
+        <w:rPr>
+          <w:b/>
+          <w:sz w:val="18"/>
+        </w:rPr>
+        <w:t xml:space="preserve">Языки: </w:t>
+      </w:r>
+      <w:r>
+        <w:rPr>
+          <w:b w:val="0"/>
+          <w:sz w:val="18"/>
+        </w:rPr>
+        <w:t>русский — родной; английский — B1 (Intermediate)</w:t>
+      </w:r>
+    </w:p>
     <w:sectPr>
       <w:pgSz w:w="12240" w:h="15840"/>
-      <w:pgMar w:top="680" w:right="850" w:bottom="680" w:left="850" w:header="720" w:footer="720" w:gutter="0"/>
+      <w:pgMar w:top="624" w:right="794" w:bottom="567" w:left="794" w:header="720" w:footer="720" w:gutter="0"/>
       <w:cols w:space="720"/>
       <w:docGrid w:linePitch="360"/>
     </w:sectPr>
@@ -1157,11 +1156,11 @@
     <w:qFormat/>
     <w:rsid w:val="00FC693F"/>
     <w:pPr>
-      <w:spacing w:after="40" w:line="252" w:lineRule="auto"/>
+      <w:spacing w:after="0" w:line="240" w:lineRule="auto"/>
     </w:pPr>
     <w:rPr>
       <w:rFonts w:ascii="Calibri" w:hAnsi="Calibri"/>
-      <w:sz w:val="19"/>
+      <w:sz w:val="18"/>
     </w:rPr>
   </w:style>
   <w:style w:type="paragraph" w:styleId="Header">

--- a/olga-resume-recruiter.docx
+++ b/olga-resume-recruiter.docx
@@ -574,7 +574,7 @@
           <w:b w:val="0"/>
           <w:sz w:val="18"/>
         </w:rPr>
-        <w:t xml:space="preserve">2026 | </w:t>
+        <w:t xml:space="preserve">июль 2026 | </w:t>
       </w:r>
       <w:r>
         <w:rPr>
@@ -614,7 +614,7 @@
           <w:i w:val="0"/>
           <w:sz w:val="18"/>
         </w:rPr>
-        <w:t>2026 | Сертификат об окончании курса «Аналитик данных с нуля», Образовательный центр BELHARD</w:t>
+        <w:t>июль 2026 | Сертификат об окончании курса «Аналитик данных с нуля», Образовательный центр BELHARD</w:t>
       </w:r>
     </w:p>
     <w:p>

--- a/olga-resume-recruiter.docx
+++ b/olga-resume-recruiter.docx
@@ -43,6 +43,19 @@
     </w:p>
     <w:p>
       <w:pPr>
+        <w:spacing w:after="0" w:before="0"/>
+      </w:pPr>
+      <w:r>
+        <w:rPr>
+          <w:b w:val="0"/>
+          <w:i w:val="0"/>
+          <w:sz w:val="18"/>
+        </w:rPr>
+        <w:t>Английский: B1 (Intermediate) по CEFR</w:t>
+      </w:r>
+    </w:p>
+    <w:p>
+      <w:pPr>
         <w:spacing w:after="40" w:before="0"/>
       </w:pPr>
       <w:r>
@@ -51,7 +64,7 @@
           <w:i w:val="0"/>
           <w:sz w:val="18"/>
         </w:rPr>
-        <w:t>Английский: B1 (Intermediate) по CEFR</w:t>
+        <w:t>Формат: удалённо (предпочтительно), гибрид, офис; готова к релокации и командировкам</w:t>
       </w:r>
     </w:p>
     <w:p>
@@ -77,7 +90,7 @@
           <w:i w:val="0"/>
           <w:sz w:val="22"/>
         </w:rPr>
-        <w:t>Опыт работы (общий стаж: 5 лет 6 месяцев, из них в найме 1,5 года)</w:t>
+        <w:t>Опыт работы (общий стаж: 6 лет 5 месяцев, из них в найме 1,5 года)</w:t>
       </w:r>
     </w:p>
     <w:p>
@@ -412,7 +425,7 @@
           <w:b w:val="0"/>
           <w:sz w:val="18"/>
         </w:rPr>
-        <w:t xml:space="preserve">2023 — 2025 | </w:t>
+        <w:t xml:space="preserve">11.2023 — 04.2025 | </w:t>
       </w:r>
       <w:r>
         <w:rPr>
@@ -464,7 +477,7 @@
           <w:b w:val="0"/>
           <w:sz w:val="18"/>
         </w:rPr>
-        <w:t xml:space="preserve">2017 — 2025 | </w:t>
+        <w:t xml:space="preserve">09.2016 — 08.2025 | </w:t>
       </w:r>
       <w:r>
         <w:rPr>

--- a/olga-resume-recruiter.docx
+++ b/olga-resume-recruiter.docx
@@ -90,7 +90,7 @@
           <w:i w:val="0"/>
           <w:sz w:val="22"/>
         </w:rPr>
-        <w:t>Опыт работы (общий стаж: 6 лет 5 месяцев, из них в найме 1,5 года)</w:t>
+        <w:t>Опыт работы (общий стаж: 6 лет 4 месяца, из них в найме 1,5 года)</w:t>
       </w:r>
     </w:p>
     <w:p>
@@ -491,7 +491,7 @@
           <w:b/>
           <w:sz w:val="18"/>
         </w:rPr>
-        <w:t>, онлайн-школа CT-EXPRESS, инфобизнес, психологические группы, Минск</w:t>
+        <w:t>, CT-EXPRESS (09.2016—11.2019), инфобизнес (2023), психогруппы (2024—2025)</w:t>
       </w:r>
     </w:p>
     <w:p>

--- a/olga-resume-recruiter.docx
+++ b/olga-resume-recruiter.docx
@@ -82,20 +82,20 @@
     </w:p>
     <w:p>
       <w:pPr>
-        <w:spacing w:after="20" w:before="140"/>
+        <w:spacing w:after="20" w:before="100"/>
       </w:pPr>
       <w:r>
         <w:rPr>
           <w:b/>
           <w:i w:val="0"/>
-          <w:sz w:val="22"/>
+          <w:sz w:val="21"/>
         </w:rPr>
-        <w:t>Опыт работы (общий стаж: 6 лет 4 месяца, из них в найме 1,5 года)</w:t>
+        <w:t>Опыт работы (общий стаж: 7 лет 1 месяц, из них в найме 1,5 года)</w:t>
       </w:r>
     </w:p>
     <w:p>
       <w:pPr>
-        <w:spacing w:after="0" w:before="120"/>
+        <w:spacing w:after="0" w:before="80"/>
       </w:pPr>
       <w:r>
         <w:rPr>
@@ -130,7 +130,7 @@
           <w:color w:val="505050"/>
           <w:sz w:val="18"/>
         </w:rPr>
-        <w:t>Разработка алгоритмического торгового бота на блокчейне Solana. Инженерные вакансии в узком стеке — Rust и блокчейн. Команда до 5 человек: DevOps, ML-инженер, Rust-разработчики.</w:t>
+        <w:t>Торговый бот на блокчейне Solana. Инженерные вакансии в узком стеке — Rust и блокчейн. Команда до 5 человек: DevOps, ML-инженер, Rust-разработчики.</w:t>
       </w:r>
     </w:p>
     <w:p>
@@ -382,7 +382,7 @@
         <w:rPr>
           <w:sz w:val="18"/>
         </w:rPr>
-        <w:t>— Подготовила интервью на управленческую роль: пять блоков с таймингом и карта ответов — отделить ответственность от формулировок резюме</w:t>
+        <w:t>— Подготовила интервью на управленческую роль: пять блоков с таймингом и карта ответов</w:t>
       </w:r>
     </w:p>
     <w:p>
@@ -413,12 +413,52 @@
         <w:rPr>
           <w:sz w:val="18"/>
         </w:rPr>
-        <w:t>первый этап закрывался силами рекрутёра, инженеры подключались только к финалистам</w:t>
+        <w:t>первый этап закрывался силами рекрутёра, инженеры подключались к финалистам</w:t>
       </w:r>
     </w:p>
     <w:p>
       <w:pPr>
-        <w:spacing w:after="0" w:before="120"/>
+        <w:spacing w:after="0" w:before="80"/>
+      </w:pPr>
+      <w:r>
+        <w:rPr>
+          <w:b w:val="0"/>
+          <w:sz w:val="18"/>
+        </w:rPr>
+        <w:t xml:space="preserve">08.2023 — 04.2025 | </w:t>
+      </w:r>
+      <w:r>
+        <w:rPr>
+          <w:b/>
+          <w:sz w:val="18"/>
+        </w:rPr>
+        <w:t>Картограф-редактор</w:t>
+      </w:r>
+      <w:r>
+        <w:rPr>
+          <w:b/>
+          <w:sz w:val="18"/>
+        </w:rPr>
+        <w:t>, картографическое предприятие, Минск</w:t>
+      </w:r>
+    </w:p>
+    <w:p>
+      <w:pPr>
+        <w:spacing w:after="20" w:before="0"/>
+      </w:pPr>
+      <w:r>
+        <w:rPr>
+          <w:b w:val="0"/>
+          <w:i/>
+          <w:color w:val="505050"/>
+          <w:sz w:val="18"/>
+        </w:rPr>
+        <w:t>Обязательная отработка по распределению; параллельно вела ассистентские проекты.</w:t>
+      </w:r>
+    </w:p>
+    <w:p>
+      <w:pPr>
+        <w:spacing w:after="0" w:before="80"/>
       </w:pPr>
       <w:r>
         <w:rPr>
@@ -453,7 +493,7 @@
           <w:color w:val="505050"/>
           <w:sz w:val="18"/>
         </w:rPr>
-        <w:t>Офлайн-подбор: найм рабочих и подбор бригад под объём работ, до 5 объектов одновременно.</w:t>
+        <w:t>Офлайн-подбор: найм рабочих и бригад под объём работ, до 5 объектов одновременно.</w:t>
       </w:r>
     </w:p>
     <w:p>
@@ -470,7 +510,47 @@
     </w:p>
     <w:p>
       <w:pPr>
-        <w:spacing w:after="0" w:before="120"/>
+        <w:spacing w:after="0" w:before="80"/>
+      </w:pPr>
+      <w:r>
+        <w:rPr>
+          <w:b w:val="0"/>
+          <w:sz w:val="18"/>
+        </w:rPr>
+        <w:t xml:space="preserve">09.2022 — 06.2023 | </w:t>
+      </w:r>
+      <w:r>
+        <w:rPr>
+          <w:b/>
+          <w:sz w:val="18"/>
+        </w:rPr>
+        <w:t>Преподаватель картографических дисциплин; специалист по обеспечению учебного процесса</w:t>
+      </w:r>
+      <w:r>
+        <w:rPr>
+          <w:b/>
+          <w:sz w:val="18"/>
+        </w:rPr>
+        <w:t>, БГУ, Минск</w:t>
+      </w:r>
+    </w:p>
+    <w:p>
+      <w:pPr>
+        <w:spacing w:after="20" w:before="0"/>
+      </w:pPr>
+      <w:r>
+        <w:rPr>
+          <w:b w:val="0"/>
+          <w:i/>
+          <w:color w:val="505050"/>
+          <w:sz w:val="18"/>
+        </w:rPr>
+        <w:t>Во время магистратуры: практические и лабораторные занятия, организация учебного процесса на кафедре.</w:t>
+      </w:r>
+    </w:p>
+    <w:p>
+      <w:pPr>
+        <w:spacing w:after="0" w:before="80"/>
       </w:pPr>
       <w:r>
         <w:rPr>
@@ -517,18 +597,18 @@
         <w:rPr>
           <w:sz w:val="18"/>
         </w:rPr>
-        <w:t>— GetCourse и Zoom, ведение Instagram проекта; школа выросла с одного предмета до трёх</w:t>
+        <w:t>— GetCourse и Zoom, Instagram проекта; школа выросла с одного предмета до трёх</w:t>
       </w:r>
     </w:p>
     <w:p>
       <w:pPr>
-        <w:spacing w:after="20" w:before="140"/>
+        <w:spacing w:after="20" w:before="100"/>
       </w:pPr>
       <w:r>
         <w:rPr>
           <w:b/>
           <w:i w:val="0"/>
-          <w:sz w:val="22"/>
+          <w:sz w:val="21"/>
         </w:rPr>
         <w:t>Образование</w:t>
       </w:r>
@@ -567,6 +647,19 @@
     </w:p>
     <w:p>
       <w:pPr>
+        <w:spacing w:after="0" w:before="0"/>
+      </w:pPr>
+      <w:r>
+        <w:rPr>
+          <w:b w:val="0"/>
+          <w:i w:val="0"/>
+          <w:sz w:val="18"/>
+        </w:rPr>
+        <w:t>Направление: картографо-геодезическая деятельность, специалист; магистр географических наук</w:t>
+      </w:r>
+    </w:p>
+    <w:p>
+      <w:pPr>
         <w:spacing w:after="20" w:before="0"/>
       </w:pPr>
       <w:r>
@@ -575,7 +668,7 @@
           <w:i w:val="0"/>
           <w:sz w:val="18"/>
         </w:rPr>
-        <w:t>Направление: картографо-геодезическая деятельность, специалист; магистр географических наук</w:t>
+        <w:t>Научная работа: анализ способов изображения плотности населения Беларуси. Председатель жилищно-бытовой комиссии профкома факультета: документооборот, база данных, заселение студентов.</w:t>
       </w:r>
     </w:p>
     <w:p>
@@ -606,13 +699,13 @@
     </w:p>
     <w:p>
       <w:pPr>
-        <w:spacing w:after="20" w:before="140"/>
+        <w:spacing w:after="20" w:before="100"/>
       </w:pPr>
       <w:r>
         <w:rPr>
           <w:b/>
           <w:i w:val="0"/>
-          <w:sz w:val="22"/>
+          <w:sz w:val="21"/>
         </w:rPr>
         <w:t>Профессиональные сертификаты</w:t>
       </w:r>
@@ -632,13 +725,13 @@
     </w:p>
     <w:p>
       <w:pPr>
-        <w:spacing w:after="20" w:before="140"/>
+        <w:spacing w:after="20" w:before="100"/>
       </w:pPr>
       <w:r>
         <w:rPr>
           <w:b/>
           <w:i w:val="0"/>
-          <w:sz w:val="22"/>
+          <w:sz w:val="21"/>
         </w:rPr>
         <w:t>Навыки</w:t>
       </w:r>
@@ -747,33 +840,14 @@
           <w:b/>
           <w:sz w:val="18"/>
         </w:rPr>
-        <w:t xml:space="preserve">Каналы: </w:t>
+        <w:t xml:space="preserve">Каналы и домены: </w:t>
       </w:r>
       <w:r>
         <w:rPr>
           <w:b w:val="0"/>
           <w:sz w:val="18"/>
         </w:rPr>
-        <w:t>Telegram-комьюнити, LinkedIn, GitHub, рекомендации, поток входящих анкет</w:t>
-      </w:r>
-    </w:p>
-    <w:p>
-      <w:pPr>
-        <w:spacing w:after="0" w:before="0"/>
-      </w:pPr>
-      <w:r>
-        <w:rPr>
-          <w:b/>
-          <w:sz w:val="18"/>
-        </w:rPr>
-        <w:t xml:space="preserve">Домены: </w:t>
-      </w:r>
-      <w:r>
-        <w:rPr>
-          <w:b w:val="0"/>
-          <w:sz w:val="18"/>
-        </w:rPr>
-        <w:t>блокчейн и Solana, ML и трейдинг, аналитика данных, онлайн-образование</w:t>
+        <w:t>Telegram-комьюнити, LinkedIn, GitHub, рекомендации; блокчейн и Solana, ML и трейдинг, аналитика данных, онлайн-образование</w:t>
       </w:r>
     </w:p>
     <w:p>
@@ -797,7 +871,7 @@
     </w:p>
     <w:sectPr>
       <w:pgSz w:w="12240" w:h="15840"/>
-      <w:pgMar w:top="624" w:right="794" w:bottom="567" w:left="794" w:header="720" w:footer="720" w:gutter="0"/>
+      <w:pgMar w:top="510" w:right="680" w:bottom="510" w:left="680" w:header="720" w:footer="720" w:gutter="0"/>
       <w:cols w:space="720"/>
       <w:docGrid w:linePitch="360"/>
     </w:sectPr>
@@ -1169,7 +1243,7 @@
     <w:qFormat/>
     <w:rsid w:val="00FC693F"/>
     <w:pPr>
-      <w:spacing w:after="0" w:line="240" w:lineRule="auto"/>
+      <w:spacing w:after="0" w:line="233" w:lineRule="auto"/>
     </w:pPr>
     <w:rPr>
       <w:rFonts w:ascii="Calibri" w:hAnsi="Calibri"/>

--- a/olga-resume-recruiter.docx
+++ b/olga-resume-recruiter.docx
@@ -23,7 +23,7 @@
         <w:rPr>
           <w:b w:val="0"/>
           <w:i w:val="0"/>
-          <w:sz w:val="18"/>
+          <w:sz w:val="17"/>
         </w:rPr>
         <w:t>oljadamovna@gmail.com · Тел. +375 29 294-21-82 · Telegram @bolik_olik · Минск, Беларусь</w:t>
       </w:r>
@@ -36,7 +36,7 @@
         <w:rPr>
           <w:b w:val="0"/>
           <w:i w:val="0"/>
-          <w:sz w:val="18"/>
+          <w:sz w:val="17"/>
         </w:rPr>
         <w:t>rozzhalovetsolga.github.io/portfolio · github.com/rozzhalovetsolga · linkedin.com/in/olga-rozzhalovets52967a2a3</w:t>
       </w:r>
@@ -49,7 +49,7 @@
         <w:rPr>
           <w:b w:val="0"/>
           <w:i w:val="0"/>
-          <w:sz w:val="18"/>
+          <w:sz w:val="17"/>
         </w:rPr>
         <w:t>Английский: B1 (Intermediate) по CEFR</w:t>
       </w:r>
@@ -62,7 +62,7 @@
         <w:rPr>
           <w:b w:val="0"/>
           <w:i w:val="0"/>
-          <w:sz w:val="18"/>
+          <w:sz w:val="17"/>
         </w:rPr>
         <w:t>Формат: удалённо (предпочтительно), гибрид, офис; готова к релокации и командировкам</w:t>
       </w:r>
@@ -82,7 +82,7 @@
     </w:p>
     <w:p>
       <w:pPr>
-        <w:spacing w:after="20" w:before="100"/>
+        <w:spacing w:after="20" w:before="80"/>
       </w:pPr>
       <w:r>
         <w:rPr>
@@ -100,21 +100,21 @@
       <w:r>
         <w:rPr>
           <w:b w:val="0"/>
-          <w:sz w:val="18"/>
+          <w:sz w:val="17"/>
         </w:rPr>
         <w:t xml:space="preserve">03.2025 — 09.2026 | </w:t>
       </w:r>
       <w:r>
         <w:rPr>
           <w:b/>
-          <w:sz w:val="18"/>
+          <w:sz w:val="17"/>
         </w:rPr>
         <w:t>Рекрутинг и управление проектом</w:t>
       </w:r>
       <w:r>
         <w:rPr>
           <w:b/>
-          <w:sz w:val="18"/>
+          <w:sz w:val="17"/>
         </w:rPr>
         <w:t>, BCH Labs, удалённо</w:t>
       </w:r>
@@ -128,7 +128,7 @@
           <w:b w:val="0"/>
           <w:i/>
           <w:color w:val="505050"/>
-          <w:sz w:val="18"/>
+          <w:sz w:val="17"/>
         </w:rPr>
         <w:t>Торговый бот на блокчейне Solana. Инженерные вакансии в узком стеке — Rust и блокчейн. Команда до 5 человек: DevOps, ML-инженер, Rust-разработчики.</w:t>
       </w:r>
@@ -141,7 +141,7 @@
         <w:rPr>
           <w:b/>
           <w:i w:val="0"/>
-          <w:sz w:val="18"/>
+          <w:sz w:val="17"/>
         </w:rPr>
         <w:t>Ключевые проекты:</w:t>
       </w:r>
@@ -154,7 +154,7 @@
         <w:rPr>
           <w:b/>
           <w:i w:val="0"/>
-          <w:sz w:val="18"/>
+          <w:sz w:val="17"/>
         </w:rPr>
         <w:t>Закрытие роли Rust Tech Lead (2025—2026)</w:t>
       </w:r>
@@ -168,7 +168,7 @@
           <w:b w:val="0"/>
           <w:i/>
           <w:color w:val="505050"/>
-          <w:sz w:val="18"/>
+          <w:sz w:val="17"/>
         </w:rPr>
         <w:t>Найти лида на редкий стек, где кандидатов на рынке единицы.</w:t>
       </w:r>
@@ -180,7 +180,7 @@
       </w:pPr>
       <w:r>
         <w:rPr>
-          <w:sz w:val="18"/>
+          <w:sz w:val="17"/>
         </w:rPr>
         <w:t>— Описала профиль роли и вакансию вместе с основателем, разобрав, какая ответственность действительно нужна</w:t>
       </w:r>
@@ -192,7 +192,7 @@
       </w:pPr>
       <w:r>
         <w:rPr>
-          <w:sz w:val="18"/>
+          <w:sz w:val="17"/>
         </w:rPr>
         <w:t>— Собрала анкету кандидата на 13 вопросов и развернула её как Google Form кодом через Apps Script</w:t>
       </w:r>
@@ -204,7 +204,7 @@
       </w:pPr>
       <w:r>
         <w:rPr>
-          <w:sz w:val="18"/>
+          <w:sz w:val="17"/>
         </w:rPr>
         <w:t>— Спроектировала трёхэтапную воронку: анкета, лайфкодинг, тестовое задание; провела около 35 интервью первого этапа (~23 часа звонков)</w:t>
       </w:r>
@@ -216,7 +216,7 @@
       </w:pPr>
       <w:r>
         <w:rPr>
-          <w:sz w:val="18"/>
+          <w:sz w:val="17"/>
         </w:rPr>
         <w:t>— Воронка: 107 анкет → 35 интервью (33%) → 9 на втором этапе (26%) → 3 на тестовом (33%) → 3 найма (100%); 36 анкет на одного нанятого</w:t>
       </w:r>
@@ -229,13 +229,13 @@
       <w:r>
         <w:rPr>
           <w:b/>
-          <w:sz w:val="18"/>
+          <w:sz w:val="17"/>
         </w:rPr>
         <w:t xml:space="preserve">— Результат: </w:t>
       </w:r>
       <w:r>
         <w:rPr>
-          <w:sz w:val="18"/>
+          <w:sz w:val="17"/>
         </w:rPr>
         <w:t>собрала ядро команды — тимлид Rust-разработчиков и два разработчика уровня middle+; все трое приняли оффер</w:t>
       </w:r>
@@ -248,7 +248,7 @@
         <w:rPr>
           <w:b/>
           <w:i w:val="0"/>
-          <w:sz w:val="18"/>
+          <w:sz w:val="17"/>
         </w:rPr>
         <w:t>Процесс отбора и оценка кандидатов (2025—2026)</w:t>
       </w:r>
@@ -262,7 +262,7 @@
           <w:b w:val="0"/>
           <w:i/>
           <w:color w:val="505050"/>
-          <w:sz w:val="18"/>
+          <w:sz w:val="17"/>
         </w:rPr>
         <w:t>Сделать решение воспроизводимым, а не зависящим от впечатления интервьюера.</w:t>
       </w:r>
@@ -274,7 +274,7 @@
       </w:pPr>
       <w:r>
         <w:rPr>
-          <w:sz w:val="18"/>
+          <w:sz w:val="17"/>
         </w:rPr>
         <w:t>— Написала сценарий лайфкодинга на 40 минут с таймингом по блокам и целью увидеть, как кандидат рассуждает</w:t>
       </w:r>
@@ -286,7 +286,7 @@
       </w:pPr>
       <w:r>
         <w:rPr>
-          <w:sz w:val="18"/>
+          <w:sz w:val="17"/>
         </w:rPr>
         <w:t>— Сделала оценочную карту на 100 баллов из шести блоков, заполняется во время звонка</w:t>
       </w:r>
@@ -298,7 +298,7 @@
       </w:pPr>
       <w:r>
         <w:rPr>
-          <w:sz w:val="18"/>
+          <w:sz w:val="17"/>
         </w:rPr>
         <w:t>— Задала пороги решения: 65+ — дальше, 45–64 — обсуждаем, ниже 45 — отказ; плюс список стоп-сигналов для прерывания интервью</w:t>
       </w:r>
@@ -310,7 +310,7 @@
       </w:pPr>
       <w:r>
         <w:rPr>
-          <w:sz w:val="18"/>
+          <w:sz w:val="17"/>
         </w:rPr>
         <w:t>— Для роли ML Engineer составила анкету: 15 вопросов в форме и спецификацию на 41 вопрос в 8 блоках</w:t>
       </w:r>
@@ -323,13 +323,13 @@
       <w:r>
         <w:rPr>
           <w:b/>
-          <w:sz w:val="18"/>
+          <w:sz w:val="17"/>
         </w:rPr>
         <w:t xml:space="preserve">— Результат: </w:t>
       </w:r>
       <w:r>
         <w:rPr>
-          <w:sz w:val="18"/>
+          <w:sz w:val="17"/>
         </w:rPr>
         <w:t>процесс воспроизводим: любой интервьюер получает одинаковую шкалу и одинаковые критерии отказа</w:t>
       </w:r>
@@ -342,7 +342,7 @@
         <w:rPr>
           <w:b/>
           <w:i w:val="0"/>
-          <w:sz w:val="18"/>
+          <w:sz w:val="17"/>
         </w:rPr>
         <w:t>Технический скрининг и онбординг (2025—2026)</w:t>
       </w:r>
@@ -356,7 +356,7 @@
           <w:b w:val="0"/>
           <w:i/>
           <w:color w:val="505050"/>
-          <w:sz w:val="18"/>
+          <w:sz w:val="17"/>
         </w:rPr>
         <w:t>Оценивать инженеров без подключения разработчиков на первый этап.</w:t>
       </w:r>
@@ -368,7 +368,7 @@
       </w:pPr>
       <w:r>
         <w:rPr>
-          <w:sz w:val="18"/>
+          <w:sz w:val="17"/>
         </w:rPr>
         <w:t>— Читала код на Rust, SQL и Python, работала с данными проекта и дашбордами — сама оценивала тестовые задания и профили на GitHub</w:t>
       </w:r>
@@ -380,21 +380,9 @@
       </w:pPr>
       <w:r>
         <w:rPr>
-          <w:sz w:val="18"/>
+          <w:sz w:val="17"/>
         </w:rPr>
         <w:t>— Подготовила интервью на управленческую роль: пять блоков с таймингом и карта ответов</w:t>
-      </w:r>
-    </w:p>
-    <w:p>
-      <w:pPr>
-        <w:spacing w:after="0"/>
-        <w:ind w:left="283" w:hanging="159"/>
-      </w:pPr>
-      <w:r>
-        <w:rPr>
-          <w:sz w:val="18"/>
-        </w:rPr>
-        <w:t>— Вводила новых сотрудников в работу, отвечала за адаптацию и договорённости внутри команды</w:t>
       </w:r>
     </w:p>
     <w:p>
@@ -405,15 +393,15 @@
       <w:r>
         <w:rPr>
           <w:b/>
-          <w:sz w:val="18"/>
+          <w:sz w:val="17"/>
         </w:rPr>
         <w:t xml:space="preserve">— Результат: </w:t>
       </w:r>
       <w:r>
         <w:rPr>
-          <w:sz w:val="18"/>
+          <w:sz w:val="17"/>
         </w:rPr>
-        <w:t>первый этап закрывался силами рекрутёра, инженеры подключались к финалистам</w:t>
+        <w:t>первый этап закрывался силами рекрутёра, инженеры подключались только к финалистам; онбординг новых сотрудников тоже был на мне</w:t>
       </w:r>
     </w:p>
     <w:p>
@@ -423,21 +411,113 @@
       <w:r>
         <w:rPr>
           <w:b w:val="0"/>
-          <w:sz w:val="18"/>
+          <w:sz w:val="17"/>
+        </w:rPr>
+        <w:t xml:space="preserve">03.2024 — 08.2025 | </w:t>
+      </w:r>
+      <w:r>
+        <w:rPr>
+          <w:b/>
+          <w:sz w:val="17"/>
+        </w:rPr>
+        <w:t>Технический ассистент</w:t>
+      </w:r>
+      <w:r>
+        <w:rPr>
+          <w:b/>
+          <w:sz w:val="17"/>
+        </w:rPr>
+        <w:t>, психологические группы, психолог с аудиторией 31,2 тыс., удалённо</w:t>
+      </w:r>
+    </w:p>
+    <w:p>
+      <w:pPr>
+        <w:spacing w:after="20" w:before="0"/>
+      </w:pPr>
+      <w:r>
+        <w:rPr>
+          <w:b w:val="0"/>
+          <w:i/>
+          <w:color w:val="505050"/>
+          <w:sz w:val="17"/>
+        </w:rPr>
+        <w:t>1 год 5 месяцев, параллельно с ETICO.BY. GetCourse и Zoom, раздача материалов, модерация чатов, контроль оплат — за ведущим оставалось только содержание работы.</w:t>
+      </w:r>
+    </w:p>
+    <w:p>
+      <w:pPr>
+        <w:spacing w:after="0" w:before="80"/>
+      </w:pPr>
+      <w:r>
+        <w:rPr>
+          <w:b w:val="0"/>
+          <w:sz w:val="17"/>
+        </w:rPr>
+        <w:t xml:space="preserve">11.2023 — 04.2025 | </w:t>
+      </w:r>
+      <w:r>
+        <w:rPr>
+          <w:b/>
+          <w:sz w:val="17"/>
+        </w:rPr>
+        <w:t>Бизнес-ассистент основателя</w:t>
+      </w:r>
+      <w:r>
+        <w:rPr>
+          <w:b/>
+          <w:sz w:val="17"/>
+        </w:rPr>
+        <w:t>, ETICO.BY, студия премиального ремонта, Минск</w:t>
+      </w:r>
+    </w:p>
+    <w:p>
+      <w:pPr>
+        <w:spacing w:after="20" w:before="0"/>
+      </w:pPr>
+      <w:r>
+        <w:rPr>
+          <w:b w:val="0"/>
+          <w:i/>
+          <w:color w:val="505050"/>
+          <w:sz w:val="17"/>
+        </w:rPr>
+        <w:t>Офлайн-подбор: найм рабочих и бригад под объём работ, до 5 объектов одновременно.</w:t>
+      </w:r>
+    </w:p>
+    <w:p>
+      <w:pPr>
+        <w:spacing w:after="0"/>
+        <w:ind w:left="283" w:hanging="159"/>
+      </w:pPr>
+      <w:r>
+        <w:rPr>
+          <w:sz w:val="17"/>
+        </w:rPr>
+        <w:t>— Проверяла кандидатов по факту выполненной работы на объекте; вела коммуникацию с клиентами студии и мастерами</w:t>
+      </w:r>
+    </w:p>
+    <w:p>
+      <w:pPr>
+        <w:spacing w:after="0" w:before="80"/>
+      </w:pPr>
+      <w:r>
+        <w:rPr>
+          <w:b w:val="0"/>
+          <w:sz w:val="17"/>
         </w:rPr>
         <w:t xml:space="preserve">08.2023 — 04.2025 | </w:t>
       </w:r>
       <w:r>
         <w:rPr>
           <w:b/>
-          <w:sz w:val="18"/>
+          <w:sz w:val="17"/>
         </w:rPr>
         <w:t>Картограф-редактор</w:t>
       </w:r>
       <w:r>
         <w:rPr>
           <w:b/>
-          <w:sz w:val="18"/>
+          <w:sz w:val="17"/>
         </w:rPr>
         <w:t>, картографическое предприятие, Минск</w:t>
       </w:r>
@@ -451,7 +531,7 @@
           <w:b w:val="0"/>
           <w:i/>
           <w:color w:val="505050"/>
-          <w:sz w:val="18"/>
+          <w:sz w:val="17"/>
         </w:rPr>
         <w:t>Обязательная отработка по распределению; параллельно вела ассистентские проекты.</w:t>
       </w:r>
@@ -463,23 +543,23 @@
       <w:r>
         <w:rPr>
           <w:b w:val="0"/>
-          <w:sz w:val="18"/>
+          <w:sz w:val="17"/>
         </w:rPr>
-        <w:t xml:space="preserve">11.2023 — 04.2025 | </w:t>
+        <w:t xml:space="preserve">07.2023 — 11.2023 | </w:t>
       </w:r>
       <w:r>
         <w:rPr>
           <w:b/>
-          <w:sz w:val="18"/>
+          <w:sz w:val="17"/>
         </w:rPr>
-        <w:t>Бизнес-ассистент основателя</w:t>
+        <w:t>Ассистент по контенту и продакшену</w:t>
       </w:r>
       <w:r>
         <w:rPr>
           <w:b/>
-          <w:sz w:val="18"/>
+          <w:sz w:val="17"/>
         </w:rPr>
-        <w:t>, ETICO.BY, студия премиального ремонта, Минск</w:t>
+        <w:t>, инфобизнес: блог и онлайн-курс, Минск и удалённо</w:t>
       </w:r>
     </w:p>
     <w:p>
@@ -491,21 +571,9 @@
           <w:b w:val="0"/>
           <w:i/>
           <w:color w:val="505050"/>
-          <w:sz w:val="18"/>
+          <w:sz w:val="17"/>
         </w:rPr>
-        <w:t>Офлайн-подбор: найм рабочих и бригад под объём работ, до 5 объектов одновременно.</w:t>
-      </w:r>
-    </w:p>
-    <w:p>
-      <w:pPr>
-        <w:spacing w:after="0"/>
-        <w:ind w:left="283" w:hanging="159"/>
-      </w:pPr>
-      <w:r>
-        <w:rPr>
-          <w:sz w:val="18"/>
-        </w:rPr>
-        <w:t>— Проверяла кандидатов по факту выполненной работы на объекте; вела коммуникацию с клиентами студии и мастерами</w:t>
+        <w:t>Плотная загрузка 3–4 часа в день. Съёмки и монтаж курса (CapCut, Canva), Reels для блога, бронирование студий и жилья, ресёрч по ТЗ — курс доведён с «бумаги» до готового к запуску.</w:t>
       </w:r>
     </w:p>
     <w:p>
@@ -515,21 +583,21 @@
       <w:r>
         <w:rPr>
           <w:b w:val="0"/>
-          <w:sz w:val="18"/>
+          <w:sz w:val="17"/>
         </w:rPr>
         <w:t xml:space="preserve">09.2022 — 06.2023 | </w:t>
       </w:r>
       <w:r>
         <w:rPr>
           <w:b/>
-          <w:sz w:val="18"/>
+          <w:sz w:val="17"/>
         </w:rPr>
         <w:t>Преподаватель картографических дисциплин; специалист по обеспечению учебного процесса</w:t>
       </w:r>
       <w:r>
         <w:rPr>
           <w:b/>
-          <w:sz w:val="18"/>
+          <w:sz w:val="17"/>
         </w:rPr>
         <w:t>, БГУ, Минск</w:t>
       </w:r>
@@ -543,7 +611,7 @@
           <w:b w:val="0"/>
           <w:i/>
           <w:color w:val="505050"/>
-          <w:sz w:val="18"/>
+          <w:sz w:val="17"/>
         </w:rPr>
         <w:t>Во время магистратуры: практические и лабораторные занятия, организация учебного процесса на кафедре.</w:t>
       </w:r>
@@ -555,23 +623,23 @@
       <w:r>
         <w:rPr>
           <w:b w:val="0"/>
-          <w:sz w:val="18"/>
+          <w:sz w:val="17"/>
         </w:rPr>
-        <w:t xml:space="preserve">09.2016 — 08.2025 | </w:t>
+        <w:t xml:space="preserve">09.2016 — 11.2019 | </w:t>
       </w:r>
       <w:r>
         <w:rPr>
           <w:b/>
-          <w:sz w:val="18"/>
+          <w:sz w:val="17"/>
         </w:rPr>
         <w:t>Ассистент руководителя</w:t>
       </w:r>
       <w:r>
         <w:rPr>
           <w:b/>
-          <w:sz w:val="18"/>
+          <w:sz w:val="17"/>
         </w:rPr>
-        <w:t>, CT-EXPRESS (09.2016—11.2019), инфобизнес (2023), психогруппы (2024—2025)</w:t>
+        <w:t>, онлайн-школа CT-EXPRESS, Минск</w:t>
       </w:r>
     </w:p>
     <w:p>
@@ -583,26 +651,14 @@
           <w:b w:val="0"/>
           <w:i/>
           <w:color w:val="505050"/>
-          <w:sz w:val="18"/>
+          <w:sz w:val="17"/>
         </w:rPr>
-        <w:t>Учебные группы и потоки, коммуникации с участниками, материалы, оплаты, адаптация новых участников.</w:t>
+        <w:t>Первая работа, с 11 класса, 3 года 2 месяца. Учебные группы и чаты, визуал, мероприятия, запуск Instagram — школа выросла с одного предмета до трёх.</w:t>
       </w:r>
     </w:p>
     <w:p>
       <w:pPr>
-        <w:spacing w:after="0"/>
-        <w:ind w:left="283" w:hanging="159"/>
-      </w:pPr>
-      <w:r>
-        <w:rPr>
-          <w:sz w:val="18"/>
-        </w:rPr>
-        <w:t>— GetCourse и Zoom, Instagram проекта; школа выросла с одного предмета до трёх</w:t>
-      </w:r>
-    </w:p>
-    <w:p>
-      <w:pPr>
-        <w:spacing w:after="20" w:before="100"/>
+        <w:spacing w:after="20" w:before="80"/>
       </w:pPr>
       <w:r>
         <w:rPr>
@@ -620,14 +676,14 @@
       <w:r>
         <w:rPr>
           <w:b w:val="0"/>
-          <w:sz w:val="18"/>
+          <w:sz w:val="17"/>
         </w:rPr>
         <w:t xml:space="preserve">2017 — 2023 | </w:t>
       </w:r>
       <w:r>
         <w:rPr>
           <w:b/>
-          <w:sz w:val="18"/>
+          <w:sz w:val="17"/>
         </w:rPr>
         <w:t>Белорусский государственный университет, Минск</w:t>
       </w:r>
@@ -640,7 +696,7 @@
         <w:rPr>
           <w:b w:val="0"/>
           <w:i w:val="0"/>
-          <w:sz w:val="18"/>
+          <w:sz w:val="17"/>
         </w:rPr>
         <w:t>Факультет географии и геоинформатики, кафедра геодезии и космоаэрокартографии</w:t>
       </w:r>
@@ -653,7 +709,7 @@
         <w:rPr>
           <w:b w:val="0"/>
           <w:i w:val="0"/>
-          <w:sz w:val="18"/>
+          <w:sz w:val="17"/>
         </w:rPr>
         <w:t>Направление: картографо-геодезическая деятельность, специалист; магистр географических наук</w:t>
       </w:r>
@@ -666,7 +722,7 @@
         <w:rPr>
           <w:b w:val="0"/>
           <w:i w:val="0"/>
-          <w:sz w:val="18"/>
+          <w:sz w:val="17"/>
         </w:rPr>
         <w:t>Научная работа: анализ способов изображения плотности населения Беларуси. Председатель жилищно-бытовой комиссии профкома факультета: документооборот, база данных, заселение студентов.</w:t>
       </w:r>
@@ -678,28 +734,28 @@
       <w:r>
         <w:rPr>
           <w:b w:val="0"/>
-          <w:sz w:val="18"/>
+          <w:sz w:val="17"/>
         </w:rPr>
         <w:t xml:space="preserve">июль 2026 | </w:t>
       </w:r>
       <w:r>
         <w:rPr>
           <w:b/>
-          <w:sz w:val="18"/>
+          <w:sz w:val="17"/>
         </w:rPr>
         <w:t>Образовательный центр BELHARD</w:t>
       </w:r>
       <w:r>
         <w:rPr>
           <w:b w:val="0"/>
-          <w:sz w:val="18"/>
+          <w:sz w:val="17"/>
         </w:rPr>
         <w:t xml:space="preserve"> — «Аналитик данных с нуля»: SQL и оконные функции, статистика и A/B-тесты, Python, BI-дашборды</w:t>
       </w:r>
     </w:p>
     <w:p>
       <w:pPr>
-        <w:spacing w:after="20" w:before="100"/>
+        <w:spacing w:after="20" w:before="80"/>
       </w:pPr>
       <w:r>
         <w:rPr>
@@ -718,14 +774,14 @@
         <w:rPr>
           <w:b w:val="0"/>
           <w:i w:val="0"/>
-          <w:sz w:val="18"/>
+          <w:sz w:val="17"/>
         </w:rPr>
         <w:t>июль 2026 | Сертификат об окончании курса «Аналитик данных с нуля», Образовательный центр BELHARD</w:t>
       </w:r>
     </w:p>
     <w:p>
       <w:pPr>
-        <w:spacing w:after="20" w:before="100"/>
+        <w:spacing w:after="20" w:before="80"/>
       </w:pPr>
       <w:r>
         <w:rPr>
@@ -743,16 +799,16 @@
       <w:r>
         <w:rPr>
           <w:b/>
-          <w:sz w:val="18"/>
+          <w:sz w:val="17"/>
         </w:rPr>
         <w:t xml:space="preserve">Полный цикл подбора: </w:t>
       </w:r>
       <w:r>
         <w:rPr>
           <w:b w:val="0"/>
-          <w:sz w:val="18"/>
+          <w:sz w:val="17"/>
         </w:rPr>
-        <w:t>профиль роли и текст вакансии, анкета, скрининг, интервью, тестовое, оффер, онбординг</w:t>
+        <w:t>профиль роли, вакансия, анкета, скрининг, интервью, тестовое, оффер, онбординг</w:t>
       </w:r>
     </w:p>
     <w:p>
@@ -762,16 +818,16 @@
       <w:r>
         <w:rPr>
           <w:b/>
-          <w:sz w:val="18"/>
+          <w:sz w:val="17"/>
         </w:rPr>
         <w:t xml:space="preserve">Технический скрининг: </w:t>
       </w:r>
       <w:r>
         <w:rPr>
           <w:b w:val="0"/>
-          <w:sz w:val="18"/>
+          <w:sz w:val="17"/>
         </w:rPr>
-        <w:t>чтение кода на Rust, SQL и Python; оценка тестовых заданий и профиля на GitHub</w:t>
+        <w:t>чтение кода на Rust, SQL, Python; оценка тестовых и профиля на GitHub</w:t>
       </w:r>
     </w:p>
     <w:p>
@@ -781,16 +837,16 @@
       <w:r>
         <w:rPr>
           <w:b/>
-          <w:sz w:val="18"/>
+          <w:sz w:val="17"/>
         </w:rPr>
         <w:t xml:space="preserve">Структурированное интервью: </w:t>
       </w:r>
       <w:r>
         <w:rPr>
           <w:b w:val="0"/>
-          <w:sz w:val="18"/>
+          <w:sz w:val="17"/>
         </w:rPr>
-        <w:t>сценарии с таймингом, скоринговые карты, пороги, стоп-сигналы, калибровка решений</w:t>
+        <w:t>сценарии с таймингом, скоринговые карты, пороги, стоп-сигналы</w:t>
       </w:r>
     </w:p>
     <w:p>
@@ -800,16 +856,16 @@
       <w:r>
         <w:rPr>
           <w:b/>
-          <w:sz w:val="18"/>
+          <w:sz w:val="17"/>
         </w:rPr>
         <w:t xml:space="preserve">Метрики воронки: </w:t>
       </w:r>
       <w:r>
         <w:rPr>
           <w:b w:val="0"/>
-          <w:sz w:val="18"/>
+          <w:sz w:val="17"/>
         </w:rPr>
-        <w:t>конверсии по этапам, анкеты и интервью на найм, доля принятых офферов, нагрузка в часах</w:t>
+        <w:t>конверсии по этапам, анкеты и интервью на найм, доля принятых офферов</w:t>
       </w:r>
     </w:p>
     <w:p>
@@ -819,16 +875,16 @@
       <w:r>
         <w:rPr>
           <w:b/>
-          <w:sz w:val="18"/>
+          <w:sz w:val="17"/>
         </w:rPr>
-        <w:t xml:space="preserve">Автоматизация: </w:t>
+        <w:t xml:space="preserve">Инструменты, каналы, домены: </w:t>
       </w:r>
       <w:r>
         <w:rPr>
           <w:b w:val="0"/>
-          <w:sz w:val="18"/>
+          <w:sz w:val="17"/>
         </w:rPr>
-        <w:t>Google Apps Script — формы кандидатов кодом; Notion — база и документация; Google Workspace</w:t>
+        <w:t>Google Apps Script, Notion, Google Workspace; Telegram, LinkedIn, GitHub; блокчейн и Solana, ML и трейдинг, аналитика данных</w:t>
       </w:r>
     </w:p>
     <w:p>
@@ -838,33 +894,14 @@
       <w:r>
         <w:rPr>
           <w:b/>
-          <w:sz w:val="18"/>
-        </w:rPr>
-        <w:t xml:space="preserve">Каналы и домены: </w:t>
-      </w:r>
-      <w:r>
-        <w:rPr>
-          <w:b w:val="0"/>
-          <w:sz w:val="18"/>
-        </w:rPr>
-        <w:t>Telegram-комьюнити, LinkedIn, GitHub, рекомендации; блокчейн и Solana, ML и трейдинг, аналитика данных, онлайн-образование</w:t>
-      </w:r>
-    </w:p>
-    <w:p>
-      <w:pPr>
-        <w:spacing w:after="0" w:before="0"/>
-      </w:pPr>
-      <w:r>
-        <w:rPr>
-          <w:b/>
-          <w:sz w:val="18"/>
+          <w:sz w:val="17"/>
         </w:rPr>
         <w:t xml:space="preserve">Языки: </w:t>
       </w:r>
       <w:r>
         <w:rPr>
           <w:b w:val="0"/>
-          <w:sz w:val="18"/>
+          <w:sz w:val="17"/>
         </w:rPr>
         <w:t>русский — родной; английский — B1 (Intermediate)</w:t>
       </w:r>
@@ -1243,11 +1280,11 @@
     <w:qFormat/>
     <w:rsid w:val="00FC693F"/>
     <w:pPr>
-      <w:spacing w:after="0" w:line="233" w:lineRule="auto"/>
+      <w:spacing w:after="0" w:line="228" w:lineRule="auto"/>
     </w:pPr>
     <w:rPr>
       <w:rFonts w:ascii="Calibri" w:hAnsi="Calibri"/>
-      <w:sz w:val="18"/>
+      <w:sz w:val="17"/>
     </w:rPr>
   </w:style>
   <w:style w:type="paragraph" w:styleId="Header">

--- a/olga-resume-recruiter.docx
+++ b/olga-resume-recruiter.docx
@@ -413,46 +413,6 @@
           <w:b w:val="0"/>
           <w:sz w:val="17"/>
         </w:rPr>
-        <w:t xml:space="preserve">03.2024 — 08.2025 | </w:t>
-      </w:r>
-      <w:r>
-        <w:rPr>
-          <w:b/>
-          <w:sz w:val="17"/>
-        </w:rPr>
-        <w:t>Технический ассистент</w:t>
-      </w:r>
-      <w:r>
-        <w:rPr>
-          <w:b/>
-          <w:sz w:val="17"/>
-        </w:rPr>
-        <w:t>, психологические группы, психолог с аудиторией 31,2 тыс., удалённо</w:t>
-      </w:r>
-    </w:p>
-    <w:p>
-      <w:pPr>
-        <w:spacing w:after="20" w:before="0"/>
-      </w:pPr>
-      <w:r>
-        <w:rPr>
-          <w:b w:val="0"/>
-          <w:i/>
-          <w:color w:val="505050"/>
-          <w:sz w:val="17"/>
-        </w:rPr>
-        <w:t>1 год 5 месяцев, параллельно с ETICO.BY. GetCourse и Zoom, раздача материалов, модерация чатов, контроль оплат — за ведущим оставалось только содержание работы.</w:t>
-      </w:r>
-    </w:p>
-    <w:p>
-      <w:pPr>
-        <w:spacing w:after="0" w:before="80"/>
-      </w:pPr>
-      <w:r>
-        <w:rPr>
-          <w:b w:val="0"/>
-          <w:sz w:val="17"/>
-        </w:rPr>
         <w:t xml:space="preserve">11.2023 — 04.2025 | </w:t>
       </w:r>
       <w:r>
@@ -481,7 +441,7 @@
           <w:color w:val="505050"/>
           <w:sz w:val="17"/>
         </w:rPr>
-        <w:t>Офлайн-подбор: найм рабочих и бригад под объём работ, до 5 объектов одновременно.</w:t>
+        <w:t>Офлайн-подбор для студии премиального ремонта, до 5 объектов одновременно.</w:t>
       </w:r>
     </w:p>
     <w:p>
@@ -493,167 +453,66 @@
         <w:rPr>
           <w:sz w:val="17"/>
         </w:rPr>
-        <w:t>— Проверяла кандидатов по факту выполненной работы на объекте; вела коммуникацию с клиентами студии и мастерами</w:t>
+        <w:t>— Нанимала рабочих и подбирала бригады под объём работ; проверяла кандидатов по факту выполненной работы на объекте</w:t>
       </w:r>
     </w:p>
     <w:p>
       <w:pPr>
-        <w:spacing w:after="0" w:before="80"/>
+        <w:spacing w:after="0"/>
+        <w:ind w:left="283" w:hanging="159"/>
       </w:pPr>
       <w:r>
         <w:rPr>
-          <w:b w:val="0"/>
           <w:sz w:val="17"/>
         </w:rPr>
-        <w:t xml:space="preserve">08.2023 — 04.2025 | </w:t>
+        <w:t>— Вела коммуникацию с клиентами студии и мастерами, договорённости и документы</w:t>
+      </w:r>
+    </w:p>
+    <w:p>
+      <w:pPr>
+        <w:spacing w:after="0"/>
+        <w:ind w:left="283" w:hanging="283"/>
+      </w:pPr>
+      <w:r>
+        <w:rPr>
+          <w:sz w:val="17"/>
+        </w:rPr>
+        <w:t xml:space="preserve">09.2022 — 06.2023 · </w:t>
       </w:r>
       <w:r>
         <w:rPr>
           <w:b/>
           <w:sz w:val="17"/>
         </w:rPr>
-        <w:t>Картограф-редактор</w:t>
+        <w:t>Преподаватель; специалист кафедры, БГУ, Минск</w:t>
       </w:r>
+      <w:r>
+        <w:rPr>
+          <w:i/>
+          <w:color w:val="505050"/>
+          <w:sz w:val="17"/>
+        </w:rPr>
+        <w:t xml:space="preserve"> — занятия и организация учебного процесса — постоянная работа с людьми и потоками студентов</w:t>
+      </w:r>
+    </w:p>
+    <w:p>
+      <w:pPr>
+        <w:spacing w:before="100" w:after="0"/>
+      </w:pPr>
       <w:r>
         <w:rPr>
           <w:b/>
           <w:sz w:val="17"/>
         </w:rPr>
-        <w:t>, картографическое предприятие, Минск</w:t>
+        <w:t xml:space="preserve">Другой опыт (подробно — в портфолио): </w:t>
       </w:r>
-    </w:p>
-    <w:p>
-      <w:pPr>
-        <w:spacing w:after="20" w:before="0"/>
-      </w:pPr>
       <w:r>
         <w:rPr>
-          <w:b w:val="0"/>
           <w:i/>
           <w:color w:val="505050"/>
           <w:sz w:val="17"/>
         </w:rPr>
-        <w:t>Обязательная отработка по распределению; параллельно вела ассистентские проекты.</w:t>
-      </w:r>
-    </w:p>
-    <w:p>
-      <w:pPr>
-        <w:spacing w:after="0" w:before="80"/>
-      </w:pPr>
-      <w:r>
-        <w:rPr>
-          <w:b w:val="0"/>
-          <w:sz w:val="17"/>
-        </w:rPr>
-        <w:t xml:space="preserve">07.2023 — 11.2023 | </w:t>
-      </w:r>
-      <w:r>
-        <w:rPr>
-          <w:b/>
-          <w:sz w:val="17"/>
-        </w:rPr>
-        <w:t>Ассистент по контенту и продакшену</w:t>
-      </w:r>
-      <w:r>
-        <w:rPr>
-          <w:b/>
-          <w:sz w:val="17"/>
-        </w:rPr>
-        <w:t>, инфобизнес: блог и онлайн-курс, Минск и удалённо</w:t>
-      </w:r>
-    </w:p>
-    <w:p>
-      <w:pPr>
-        <w:spacing w:after="20" w:before="0"/>
-      </w:pPr>
-      <w:r>
-        <w:rPr>
-          <w:b w:val="0"/>
-          <w:i/>
-          <w:color w:val="505050"/>
-          <w:sz w:val="17"/>
-        </w:rPr>
-        <w:t>Плотная загрузка 3–4 часа в день. Съёмки и монтаж курса (CapCut, Canva), Reels для блога, бронирование студий и жилья, ресёрч по ТЗ — курс доведён с «бумаги» до готового к запуску.</w:t>
-      </w:r>
-    </w:p>
-    <w:p>
-      <w:pPr>
-        <w:spacing w:after="0" w:before="80"/>
-      </w:pPr>
-      <w:r>
-        <w:rPr>
-          <w:b w:val="0"/>
-          <w:sz w:val="17"/>
-        </w:rPr>
-        <w:t xml:space="preserve">09.2022 — 06.2023 | </w:t>
-      </w:r>
-      <w:r>
-        <w:rPr>
-          <w:b/>
-          <w:sz w:val="17"/>
-        </w:rPr>
-        <w:t>Преподаватель картографических дисциплин; специалист по обеспечению учебного процесса</w:t>
-      </w:r>
-      <w:r>
-        <w:rPr>
-          <w:b/>
-          <w:sz w:val="17"/>
-        </w:rPr>
-        <w:t>, БГУ, Минск</w:t>
-      </w:r>
-    </w:p>
-    <w:p>
-      <w:pPr>
-        <w:spacing w:after="20" w:before="0"/>
-      </w:pPr>
-      <w:r>
-        <w:rPr>
-          <w:b w:val="0"/>
-          <w:i/>
-          <w:color w:val="505050"/>
-          <w:sz w:val="17"/>
-        </w:rPr>
-        <w:t>Во время магистратуры: практические и лабораторные занятия, организация учебного процесса на кафедре.</w:t>
-      </w:r>
-    </w:p>
-    <w:p>
-      <w:pPr>
-        <w:spacing w:after="0" w:before="80"/>
-      </w:pPr>
-      <w:r>
-        <w:rPr>
-          <w:b w:val="0"/>
-          <w:sz w:val="17"/>
-        </w:rPr>
-        <w:t xml:space="preserve">09.2016 — 11.2019 | </w:t>
-      </w:r>
-      <w:r>
-        <w:rPr>
-          <w:b/>
-          <w:sz w:val="17"/>
-        </w:rPr>
-        <w:t>Ассистент руководителя</w:t>
-      </w:r>
-      <w:r>
-        <w:rPr>
-          <w:b/>
-          <w:sz w:val="17"/>
-        </w:rPr>
-        <w:t>, онлайн-школа CT-EXPRESS, Минск</w:t>
-      </w:r>
-    </w:p>
-    <w:p>
-      <w:pPr>
-        <w:spacing w:after="20" w:before="0"/>
-      </w:pPr>
-      <w:r>
-        <w:rPr>
-          <w:b w:val="0"/>
-          <w:i/>
-          <w:color w:val="505050"/>
-          <w:sz w:val="17"/>
-        </w:rPr>
-        <w:t>Первая работа, с 11 класса, 3 года 2 месяца. Учебные группы и чаты, визуал, мероприятия, запуск Instagram — школа выросла с одного предмета до трёх.</w:t>
+        <w:t>08.2023 — 04.2025 картограф-редактор на предприятии (обязательная отработка); 03.2024 — 08.2025 технический ассистент психологических групп; 07.2023 — 11.2023 ассистент по контенту в инфобизнесе; 09.2016 — 11.2019 ассистент руководителя онлайн-школы CT-EXPRESS.</w:t>
       </w:r>
     </w:p>
     <w:p>

--- a/olga-resume-recruiter.docx
+++ b/olga-resume-recruiter.docx
@@ -156,7 +156,7 @@
           <w:i w:val="0"/>
           <w:sz w:val="17"/>
         </w:rPr>
-        <w:t>Закрытие роли Rust Tech Lead (2025—2026)</w:t>
+        <w:t>Полный цикл найма: три роли закрыты (2025—2026)</w:t>
       </w:r>
     </w:p>
     <w:p>
@@ -170,7 +170,7 @@
           <w:color w:val="505050"/>
           <w:sz w:val="17"/>
         </w:rPr>
-        <w:t>Найти лида на редкий стек, где кандидатов на рынке единицы.</w:t>
+        <w:t>Вакансии, портреты кандидатов и этапы собеседований — весь цикл на мне.</w:t>
       </w:r>
     </w:p>
     <w:p>
@@ -182,7 +182,7 @@
         <w:rPr>
           <w:sz w:val="17"/>
         </w:rPr>
-        <w:t>— Описала профиль роли и вакансию вместе с основателем, разобрав, какая ответственность действительно нужна</w:t>
+        <w:t>— Закрыла три роли: бизнес-ассистент лаборатории, ML-инженер (Trading), Rust Tech Lead — от описания профиля до выхода человека</w:t>
       </w:r>
     </w:p>
     <w:p>
@@ -194,7 +194,7 @@
         <w:rPr>
           <w:sz w:val="17"/>
         </w:rPr>
-        <w:t>— Собрала анкету кандидата на 13 вопросов и развернула её как Google Form кодом через Apps Script</w:t>
+        <w:t>— Каналы: тестировала воронку через Threads, искала кандидатов в профильных Telegram-чатах, размещала вакансии в тематических сообществах</w:t>
       </w:r>
     </w:p>
     <w:p>
@@ -206,7 +206,7 @@
         <w:rPr>
           <w:sz w:val="17"/>
         </w:rPr>
-        <w:t>— Спроектировала трёхэтапную воронку: анкета, лайфкодинг, тестовое задание; провела около 35 интервью первого этапа (~23 часа звонков)</w:t>
+        <w:t>— Анкеты: начинала с Google Forms, перевела на формы в Notion — вся документация и база кандидатов в одном месте</w:t>
       </w:r>
     </w:p>
     <w:p>
@@ -218,7 +218,70 @@
         <w:rPr>
           <w:sz w:val="17"/>
         </w:rPr>
-        <w:t>— Воронка: 107 анкет → 35 интервью (33%) → 9 на втором этапе (26%) → 3 на тестовом (33%) → 3 найма (100%); 36 анкет на одного нанятого</w:t>
+        <w:t>— Ввела платные демо-дни как отдельный этап: кандидат работает 3 дня в реальных задачах до решения о найме</w:t>
+      </w:r>
+    </w:p>
+    <w:p>
+      <w:pPr>
+        <w:spacing w:after="0" w:before="60"/>
+      </w:pPr>
+      <w:r>
+        <w:rPr>
+          <w:b/>
+          <w:i w:val="0"/>
+          <w:sz w:val="17"/>
+        </w:rPr>
+        <w:t>Бизнес-ассистент лаборатории — первая закрытая вакансия (2025)</w:t>
+      </w:r>
+    </w:p>
+    <w:p>
+      <w:pPr>
+        <w:spacing w:after="20" w:before="0"/>
+      </w:pPr>
+      <w:r>
+        <w:rPr>
+          <w:b w:val="0"/>
+          <w:i/>
+          <w:color w:val="505050"/>
+          <w:sz w:val="17"/>
+        </w:rPr>
+        <w:t>Быстро найти человека в операционную поддержку лаборатории.</w:t>
+      </w:r>
+    </w:p>
+    <w:p>
+      <w:pPr>
+        <w:spacing w:after="0"/>
+        <w:ind w:left="283" w:hanging="159"/>
+      </w:pPr>
+      <w:r>
+        <w:rPr>
+          <w:sz w:val="17"/>
+        </w:rPr>
+        <w:t>— Собрала анкету и запустила воронку: 23 кандидата за один день, по критериям отобрала 7 на собеседования</w:t>
+      </w:r>
+    </w:p>
+    <w:p>
+      <w:pPr>
+        <w:spacing w:after="0"/>
+        <w:ind w:left="283" w:hanging="159"/>
+      </w:pPr>
+      <w:r>
+        <w:rPr>
+          <w:sz w:val="17"/>
+        </w:rPr>
+        <w:t>— Провела собеседования по 2 в день и уложила этап в 4 дня; 4 кандидата прошли дальше, 2 получили платные демо-дни</w:t>
+      </w:r>
+    </w:p>
+    <w:p>
+      <w:pPr>
+        <w:spacing w:after="0"/>
+        <w:ind w:left="283" w:hanging="159"/>
+      </w:pPr>
+      <w:r>
+        <w:rPr>
+          <w:sz w:val="17"/>
+        </w:rPr>
+        <w:t>— Одна отказалась сама после первого дня — формат не подошёл; вторую вывели на полноценную работу</w:t>
       </w:r>
     </w:p>
     <w:p>
@@ -237,7 +300,7 @@
         <w:rPr>
           <w:sz w:val="17"/>
         </w:rPr>
-        <w:t>собрала ядро команды — тимлид Rust-разработчиков и два разработчика уровня middle+; все трое приняли оффер</w:t>
+        <w:t>вакансия закрыта примерно за неделю: 23 анкеты → 7 интервью → 4 финалиста → 2 демо-дня → 1 найм</w:t>
       </w:r>
     </w:p>
     <w:p>
@@ -250,7 +313,7 @@
           <w:i w:val="0"/>
           <w:sz w:val="17"/>
         </w:rPr>
-        <w:t>Процесс отбора и оценка кандидатов (2025—2026)</w:t>
+        <w:t>Rust Tech Lead — редкий стек (2025—2026)</w:t>
       </w:r>
     </w:p>
     <w:p>
@@ -264,7 +327,7 @@
           <w:color w:val="505050"/>
           <w:sz w:val="17"/>
         </w:rPr>
-        <w:t>Сделать решение воспроизводимым, а не зависящим от впечатления интервьюера.</w:t>
+        <w:t>Найти лида на Rust плюс блокчейн, где кандидатов на рынке единицы.</w:t>
       </w:r>
     </w:p>
     <w:p>
@@ -276,7 +339,7 @@
         <w:rPr>
           <w:sz w:val="17"/>
         </w:rPr>
-        <w:t>— Написала сценарий лайфкодинга на 40 минут с таймингом по блокам и целью увидеть, как кандидат рассуждает</w:t>
+        <w:t>— Анкета на 13 вопросов, развёрнутая кодом через Google Apps Script; трёхэтапная воронка: анкета, лайфкодинг 40 минут с таймингом, тестовое</w:t>
       </w:r>
     </w:p>
     <w:p>
@@ -288,7 +351,7 @@
         <w:rPr>
           <w:sz w:val="17"/>
         </w:rPr>
-        <w:t>— Сделала оценочную карту на 100 баллов из шести блоков, заполняется во время звонка</w:t>
+        <w:t>— Оценочная карта на 100 баллов из шести блоков с порогами 65 и 45 и списком стоп-сигналов; провела около 35 интервью первого этапа</w:t>
       </w:r>
     </w:p>
     <w:p>
@@ -300,19 +363,7 @@
         <w:rPr>
           <w:sz w:val="17"/>
         </w:rPr>
-        <w:t>— Задала пороги решения: 65+ — дальше, 45–64 — обсуждаем, ниже 45 — отказ; плюс список стоп-сигналов для прерывания интервью</w:t>
-      </w:r>
-    </w:p>
-    <w:p>
-      <w:pPr>
-        <w:spacing w:after="0"/>
-        <w:ind w:left="283" w:hanging="159"/>
-      </w:pPr>
-      <w:r>
-        <w:rPr>
-          <w:sz w:val="17"/>
-        </w:rPr>
-        <w:t>— Для роли ML Engineer составила анкету: 15 вопросов в форме и спецификацию на 41 вопрос в 8 блоках</w:t>
+        <w:t>— Первичный скрининг и лайфкодинг вела сама, затем передала техническую оценку более опытному разработчику — качество отбора выросло</w:t>
       </w:r>
     </w:p>
     <w:p>
@@ -331,7 +382,7 @@
         <w:rPr>
           <w:sz w:val="17"/>
         </w:rPr>
-        <w:t>процесс воспроизводим: любой интервьюер получает одинаковую шкалу и одинаковые критерии отказа</w:t>
+        <w:t>107 анкет → 35 интервью (33%) → 9 на втором этапе (26%) → 3 на тестовом → 3 найма: тимлид и два разработчика middle+, все офферы приняты</w:t>
       </w:r>
     </w:p>
     <w:p>
@@ -344,7 +395,7 @@
           <w:i w:val="0"/>
           <w:sz w:val="17"/>
         </w:rPr>
-        <w:t>Технический скрининг и онбординг (2025—2026)</w:t>
+        <w:t>ML-инженер (Trading) (2026)</w:t>
       </w:r>
     </w:p>
     <w:p>
@@ -358,7 +409,7 @@
           <w:color w:val="505050"/>
           <w:sz w:val="17"/>
         </w:rPr>
-        <w:t>Оценивать инженеров без подключения разработчиков на первый этап.</w:t>
+        <w:t>Роль с высокой планкой: модели и стратегии в продакшене.</w:t>
       </w:r>
     </w:p>
     <w:p>
@@ -370,7 +421,7 @@
         <w:rPr>
           <w:sz w:val="17"/>
         </w:rPr>
-        <w:t>— Читала код на Rust, SQL и Python, работала с данными проекта и дашбордами — сама оценивала тестовые задания и профили на GitHub</w:t>
+        <w:t>— Составила анкету: 15 вопросов в форме и спецификацию на 41 вопрос в 8 блоках; описала продукт и зону ответственности, а не только требования</w:t>
       </w:r>
     </w:p>
     <w:p>
@@ -382,26 +433,7 @@
         <w:rPr>
           <w:sz w:val="17"/>
         </w:rPr>
-        <w:t>— Подготовила интервью на управленческую роль: пять блоков с таймингом и карта ответов</w:t>
-      </w:r>
-    </w:p>
-    <w:p>
-      <w:pPr>
-        <w:spacing w:after="20"/>
-        <w:ind w:left="283" w:hanging="159"/>
-      </w:pPr>
-      <w:r>
-        <w:rPr>
-          <w:b/>
-          <w:sz w:val="17"/>
-        </w:rPr>
-        <w:t xml:space="preserve">— Результат: </w:t>
-      </w:r>
-      <w:r>
-        <w:rPr>
-          <w:sz w:val="17"/>
-        </w:rPr>
-        <w:t>первый этап закрывался силами рекрутёра, инженеры подключались только к финалистам; онбординг новых сотрудников тоже был на мне</w:t>
+        <w:t>— Искала кандидатов в Telegram-чатах и сообществах, продумала этапы собеседования под роль</w:t>
       </w:r>
     </w:p>
     <w:p>

--- a/olga-resume-recruiter.docx
+++ b/olga-resume-recruiter.docx
@@ -313,7 +313,7 @@
           <w:i w:val="0"/>
           <w:sz w:val="17"/>
         </w:rPr>
-        <w:t>Rust Tech Lead — редкий стек (2025—2026)</w:t>
+        <w:t>Rust Tech Lead и разработчики — редкий стек (2025—2026)</w:t>
       </w:r>
     </w:p>
     <w:p>
@@ -327,7 +327,7 @@
           <w:color w:val="505050"/>
           <w:sz w:val="17"/>
         </w:rPr>
-        <w:t>Найти лида на Rust плюс блокчейн, где кандидатов на рынке единицы.</w:t>
+        <w:t>Два внешних агентства искали полтора месяца и подходящего кандидата не нашли. Процесс собрали внутри.</w:t>
       </w:r>
     </w:p>
     <w:p>
@@ -339,7 +339,7 @@
         <w:rPr>
           <w:sz w:val="17"/>
         </w:rPr>
-        <w:t>— Анкета на 13 вопросов, развёрнутая кодом через Google Apps Script; трёхэтапная воронка: анкета, лайфкодинг 40 минут с таймингом, тестовое</w:t>
+        <w:t>— Анкета на 13 вопросов, развёрнутая кодом через Google Apps Script; три этапа оценки: лайфкодинг 40 минут с таймингом, тестовое задание, систем-дизайн</w:t>
       </w:r>
     </w:p>
     <w:p>
@@ -382,7 +382,7 @@
         <w:rPr>
           <w:sz w:val="17"/>
         </w:rPr>
-        <w:t>107 анкет → 35 интервью (33%) → 9 на втором этапе (26%) → 3 на тестовом → 3 найма: тимлид и два разработчика middle+, все офферы приняты</w:t>
+        <w:t>107 анкет → 35 лайфкодингов (33%) → 9 на тестовое (26%) → 3 на систем-дизайн → 3 найма: тимлид и два разработчика middle+. Полный цикл до выхода человека — около месяца против полутора месяцев без результата у двух агентств</w:t>
       </w:r>
     </w:p>
     <w:p>

--- a/olga-resume-recruiter.docx
+++ b/olga-resume-recruiter.docx
@@ -245,7 +245,7 @@
           <w:color w:val="505050"/>
           <w:sz w:val="17"/>
         </w:rPr>
-        <w:t>Быстро найти человека в операционную поддержку лаборатории.</w:t>
+        <w:t>До этого роль отдавали агентству: платный подбор, маленький пул кандидатов без скрининга и сравнительных таблиц, кандидат не дотянул по уровню меньше чем за месяц.</w:t>
       </w:r>
     </w:p>
     <w:p>
@@ -300,7 +300,7 @@
         <w:rPr>
           <w:sz w:val="17"/>
         </w:rPr>
-        <w:t>вакансия закрыта примерно за неделю: 23 анкеты → 7 интервью → 4 финалиста → 2 демо-дня → 1 найм</w:t>
+        <w:t>вакансия закрыта примерно за неделю силами команды: 23 анкеты → 7 интервью → 4 финалиста → 2 демо-дня → 1 найм. Агентский подбор до этого стоил денег и не дал результата</w:t>
       </w:r>
     </w:p>
     <w:p>

--- a/olga-resume-recruiter.docx
+++ b/olga-resume-recruiter.docx
@@ -90,7 +90,7 @@
           <w:i w:val="0"/>
           <w:sz w:val="21"/>
         </w:rPr>
-        <w:t>Опыт работы (общий стаж: 7 лет 1 месяц, из них в найме 1,5 года)</w:t>
+        <w:t>Опыт работы (в найме 1 год 6 месяцев, три закрытые роли; офлайн-подбор ещё 1 год 5 месяцев; общий стаж 7 лет 1 месяц)</w:t>
       </w:r>
     </w:p>
     <w:p>
